--- a/WorkJo.docx
+++ b/WorkJo.docx
@@ -5,129 +5,253 @@
     <w:p>
       <w:pPr>
         <w:rPr>
-          <w:b/>
-          <w:bCs/>
-          <w:lang w:eastAsia="en-US"/>
-        </w:rPr>
-      </w:pPr>
-      <w:r>
-        <w:rPr>
-          <w:b/>
-          <w:bCs/>
-          <w:lang w:eastAsia="en-US"/>
-        </w:rPr>
-        <w:t>Eléments important</w:t>
-      </w:r>
-      <w:r>
-        <w:rPr>
-          <w:b/>
-          <w:bCs/>
-          <w:lang w:eastAsia="en-US"/>
-        </w:rPr>
-        <w:t xml:space="preserve"> et nécessaire au jeu</w:t>
-      </w:r>
-      <w:r>
-        <w:rPr>
-          <w:b/>
-          <w:bCs/>
-          <w:lang w:eastAsia="en-US"/>
-        </w:rPr>
-        <w:t> :</w:t>
-      </w:r>
-    </w:p>
-    <w:p>
-      <w:pPr>
-        <w:rPr>
-          <w:lang w:eastAsia="en-US"/>
-        </w:rPr>
-      </w:pPr>
-      <w:r>
-        <w:rPr>
-          <w:lang w:eastAsia="en-US"/>
-        </w:rPr>
-        <w:t>-multijoueur</w:t>
-      </w:r>
-    </w:p>
-    <w:p>
-      <w:pPr>
-        <w:rPr>
-          <w:lang w:eastAsia="en-US"/>
-        </w:rPr>
-      </w:pPr>
-      <w:r>
-        <w:rPr>
+          <w:lang w:eastAsia="en-US"/>
+        </w:rPr>
+      </w:pPr>
+    </w:p>
+    <w:p>
+      <w:pPr>
+        <w:rPr>
+          <w:b/>
+          <w:bCs/>
+        </w:rPr>
+      </w:pPr>
+      <w:r>
+        <w:rPr>
+          <w:b/>
+          <w:bCs/>
+        </w:rPr>
+        <w:t>GAMEPLAY</w:t>
+      </w:r>
+    </w:p>
+    <w:p>
+      <w:pPr>
+        <w:rPr>
+          <w:lang w:eastAsia="en-US"/>
+        </w:rPr>
+      </w:pPr>
+      <w:r>
+        <w:rPr>
+          <w:lang w:eastAsia="en-US"/>
+        </w:rPr>
+        <w:t>Un</w:t>
+      </w:r>
+      <w:r>
+        <w:rPr>
+          <w:lang w:eastAsia="en-US"/>
+        </w:rPr>
+        <w:t xml:space="preserve">(e) scientifique </w:t>
+      </w:r>
+      <w:r>
+        <w:rPr>
+          <w:lang w:eastAsia="en-US"/>
+        </w:rPr>
+        <w:t xml:space="preserve">est </w:t>
+      </w:r>
+      <w:r>
+        <w:rPr>
+          <w:lang w:eastAsia="en-US"/>
+        </w:rPr>
+        <w:t>chargé</w:t>
+      </w:r>
+      <w:r>
+        <w:rPr>
+          <w:lang w:eastAsia="en-US"/>
+        </w:rPr>
+        <w:t>(e)</w:t>
+      </w:r>
+      <w:r>
+        <w:rPr>
+          <w:lang w:eastAsia="en-US"/>
+        </w:rPr>
+        <w:t xml:space="preserve"> de découvrir une civilisation </w:t>
+      </w:r>
+      <w:r>
+        <w:rPr>
+          <w:lang w:eastAsia="en-US"/>
+        </w:rPr>
+        <w:t>extraterrestre</w:t>
+      </w:r>
+      <w:r>
+        <w:rPr>
+          <w:lang w:eastAsia="en-US"/>
+        </w:rPr>
+        <w:t xml:space="preserve"> depuis une station orbitale</w:t>
+      </w:r>
+      <w:r>
+        <w:rPr>
+          <w:lang w:eastAsia="en-US"/>
+        </w:rPr>
+        <w:t xml:space="preserve">. </w:t>
+      </w:r>
+      <w:r>
+        <w:rPr>
+          <w:lang w:eastAsia="en-US"/>
+        </w:rPr>
+        <w:t>À</w:t>
+      </w:r>
+      <w:r>
+        <w:rPr>
+          <w:lang w:eastAsia="en-US"/>
+        </w:rPr>
+        <w:t xml:space="preserve"> </w:t>
+      </w:r>
+      <w:r>
+        <w:rPr>
+          <w:lang w:eastAsia="en-US"/>
+        </w:rPr>
+        <w:t>travers les yeux de son robot invisible qu’il dirige à distance</w:t>
+      </w:r>
+      <w:r>
+        <w:rPr>
+          <w:lang w:eastAsia="en-US"/>
+        </w:rPr>
+        <w:t>, nous observons</w:t>
+      </w:r>
+      <w:r>
+        <w:rPr>
+          <w:lang w:eastAsia="en-US"/>
+        </w:rPr>
+        <w:t xml:space="preserve"> </w:t>
+      </w:r>
+      <w:r>
+        <w:rPr>
+          <w:lang w:eastAsia="en-US"/>
+        </w:rPr>
+        <w:t>cette</w:t>
+      </w:r>
+      <w:r>
+        <w:rPr>
+          <w:lang w:eastAsia="en-US"/>
+        </w:rPr>
+        <w:t xml:space="preserve"> civilisation naissante</w:t>
+      </w:r>
+      <w:r>
+        <w:rPr>
+          <w:lang w:eastAsia="en-US"/>
+        </w:rPr>
+        <w:t xml:space="preserve"> évoluant en temps réel</w:t>
+      </w:r>
+      <w:r>
+        <w:rPr>
+          <w:lang w:eastAsia="en-US"/>
+        </w:rPr>
+        <w:t xml:space="preserve"> </w:t>
+      </w:r>
+      <w:r>
+        <w:rPr>
+          <w:lang w:eastAsia="en-US"/>
+        </w:rPr>
+        <w:t>sur la planète</w:t>
+      </w:r>
+      <w:r>
+        <w:rPr>
+          <w:lang w:eastAsia="en-US"/>
+        </w:rPr>
+        <w:t>.</w:t>
+      </w:r>
+    </w:p>
+    <w:p>
+      <w:pPr>
+        <w:rPr>
+          <w:lang w:eastAsia="en-US"/>
+        </w:rPr>
+      </w:pPr>
+    </w:p>
+    <w:p>
+      <w:pPr>
+        <w:rPr>
+          <w:b/>
+          <w:bCs/>
+          <w:lang w:eastAsia="en-US"/>
+        </w:rPr>
+      </w:pPr>
+      <w:r>
+        <w:rPr>
+          <w:b/>
+          <w:bCs/>
+        </w:rPr>
+        <w:t>LES 3C :</w:t>
+      </w:r>
+    </w:p>
+    <w:p>
+      <w:pPr>
+        <w:rPr>
+          <w:b/>
+          <w:bCs/>
+          <w:lang w:eastAsia="en-US"/>
+        </w:rPr>
+      </w:pPr>
+    </w:p>
+    <w:p>
+      <w:pPr>
+        <w:rPr>
+          <w:b/>
+          <w:bCs/>
+          <w:lang w:eastAsia="en-US"/>
+        </w:rPr>
+      </w:pPr>
+      <w:r>
+        <w:rPr>
+          <w:b/>
+          <w:bCs/>
           <w:lang w:eastAsia="en-US"/>
         </w:rPr>
         <w:t>-</w:t>
       </w:r>
       <w:r>
         <w:rPr>
-          <w:lang w:eastAsia="en-US"/>
-        </w:rPr>
-        <w:t>Temps réel mais les événements se répètent périodiquement tant qu'aucun changement est apporté.</w:t>
-      </w:r>
-    </w:p>
-    <w:p>
-      <w:pPr>
-        <w:rPr>
-          <w:lang w:eastAsia="en-US"/>
-        </w:rPr>
-      </w:pPr>
-      <w:r>
-        <w:rPr>
-          <w:lang w:eastAsia="en-US"/>
-        </w:rPr>
-        <w:t>- carnet de notes</w:t>
-      </w:r>
-    </w:p>
-    <w:p>
-      <w:pPr>
-        <w:rPr>
-          <w:lang w:eastAsia="en-US"/>
-        </w:rPr>
-      </w:pPr>
-      <w:r>
-        <w:rPr>
-          <w:lang w:eastAsia="en-US"/>
-        </w:rPr>
-        <w:t>- condition de victoire : toutes les connaissances de la civilisation</w:t>
-      </w:r>
-      <w:r>
-        <w:rPr>
-          <w:lang w:eastAsia="en-US"/>
-        </w:rPr>
-        <w:t>, si la civilisation meurt un pourcentage de complétion est donnée en fin de partie</w:t>
-      </w:r>
-    </w:p>
-    <w:p>
-      <w:pPr>
-        <w:rPr>
-          <w:lang w:eastAsia="en-US"/>
-        </w:rPr>
-      </w:pPr>
-      <w:r>
-        <w:rPr>
-          <w:lang w:eastAsia="en-US"/>
-        </w:rPr>
-        <w:t xml:space="preserve">- le jeu valide les </w:t>
-      </w:r>
-      <w:r>
-        <w:rPr>
-          <w:lang w:eastAsia="en-US"/>
-        </w:rPr>
-        <w:t xml:space="preserve">interactions </w:t>
-      </w:r>
-      <w:r>
-        <w:rPr>
-          <w:lang w:eastAsia="en-US"/>
-        </w:rPr>
-        <w:t>du joueur</w:t>
-      </w:r>
-      <w:r>
-        <w:rPr>
-          <w:lang w:eastAsia="en-US"/>
-        </w:rPr>
-        <w:t xml:space="preserve"> avec la civilisation.</w:t>
+          <w:b/>
+          <w:bCs/>
+          <w:lang w:eastAsia="en-US"/>
+        </w:rPr>
+        <w:t xml:space="preserve">Personnages </w:t>
+      </w:r>
+      <w:r>
+        <w:rPr>
+          <w:b/>
+          <w:bCs/>
+          <w:lang w:eastAsia="en-US"/>
+        </w:rPr>
+        <w:t>(Character)</w:t>
+      </w:r>
+    </w:p>
+    <w:p>
+      <w:pPr>
+        <w:rPr>
+          <w:lang w:eastAsia="en-US"/>
+        </w:rPr>
+      </w:pPr>
+    </w:p>
+    <w:p>
+      <w:pPr>
+        <w:rPr>
+          <w:lang w:eastAsia="en-US"/>
+        </w:rPr>
+      </w:pPr>
+      <w:r>
+        <w:rPr>
+          <w:lang w:eastAsia="en-US"/>
+        </w:rPr>
+        <w:t>La/l</w:t>
+      </w:r>
+      <w:r>
+        <w:rPr>
+          <w:lang w:eastAsia="en-US"/>
+        </w:rPr>
+        <w:t xml:space="preserve">e scientifique </w:t>
+      </w:r>
+      <w:r>
+        <w:rPr>
+          <w:lang w:eastAsia="en-US"/>
+        </w:rPr>
+        <w:t>envoie un petit robot invisible sur la planète</w:t>
+      </w:r>
+      <w:r>
+        <w:rPr>
+          <w:lang w:eastAsia="en-US"/>
+        </w:rPr>
+        <w:t>.</w:t>
       </w:r>
       <w:r>
         <w:rPr>
@@ -139,108 +263,19 @@
         <w:rPr>
           <w:lang w:eastAsia="en-US"/>
         </w:rPr>
-        <w:t>P</w:t>
-      </w:r>
-      <w:r>
-        <w:rPr>
-          <w:lang w:eastAsia="en-US"/>
-        </w:rPr>
-        <w:t>as les joueurs</w:t>
-      </w:r>
-    </w:p>
-    <w:p>
-      <w:pPr>
-        <w:rPr>
-          <w:lang w:eastAsia="en-US"/>
-        </w:rPr>
-      </w:pPr>
-    </w:p>
-    <w:p>
-      <w:pPr>
-        <w:rPr>
-          <w:b/>
-          <w:bCs/>
-        </w:rPr>
-      </w:pPr>
-      <w:r>
-        <w:rPr>
-          <w:b/>
-          <w:bCs/>
-        </w:rPr>
-        <w:t>GAMEPLAY</w:t>
-      </w:r>
-    </w:p>
-    <w:p>
-      <w:pPr>
-        <w:rPr>
-          <w:lang w:eastAsia="en-US"/>
-        </w:rPr>
-      </w:pPr>
-      <w:r>
-        <w:rPr>
-          <w:lang w:eastAsia="en-US"/>
-        </w:rPr>
-        <w:t xml:space="preserve">Le joueur </w:t>
-      </w:r>
-      <w:r>
-        <w:rPr>
-          <w:lang w:eastAsia="en-US"/>
-        </w:rPr>
-        <w:t>incarne</w:t>
-      </w:r>
-      <w:r>
-        <w:rPr>
-          <w:lang w:eastAsia="en-US"/>
-        </w:rPr>
-        <w:t xml:space="preserve"> un(e) scientifique chargé</w:t>
-      </w:r>
-      <w:r>
-        <w:rPr>
-          <w:lang w:eastAsia="en-US"/>
-        </w:rPr>
-        <w:t>(e)</w:t>
-      </w:r>
-      <w:r>
-        <w:rPr>
-          <w:lang w:eastAsia="en-US"/>
-        </w:rPr>
-        <w:t xml:space="preserve"> de découvrir une civilisation </w:t>
-      </w:r>
-      <w:r>
-        <w:rPr>
-          <w:lang w:eastAsia="en-US"/>
-        </w:rPr>
-        <w:t>extraterrestre</w:t>
-      </w:r>
-      <w:r>
-        <w:rPr>
-          <w:lang w:eastAsia="en-US"/>
-        </w:rPr>
-        <w:t xml:space="preserve">. </w:t>
-      </w:r>
-      <w:r>
-        <w:rPr>
-          <w:lang w:eastAsia="en-US"/>
-        </w:rPr>
-        <w:t>À</w:t>
-      </w:r>
-      <w:r>
-        <w:rPr>
-          <w:lang w:eastAsia="en-US"/>
-        </w:rPr>
-        <w:t xml:space="preserve"> travers </w:t>
-      </w:r>
-      <w:r>
-        <w:rPr>
-          <w:lang w:eastAsia="en-US"/>
-        </w:rPr>
-        <w:t>ses yeux</w:t>
-      </w:r>
-      <w:r>
-        <w:rPr>
-          <w:lang w:eastAsia="en-US"/>
-        </w:rPr>
-        <w:t>, nous observons</w:t>
+        <w:t>Ce dernier</w:t>
+      </w:r>
+      <w:r>
+        <w:rPr>
+          <w:lang w:eastAsia="en-US"/>
+        </w:rPr>
+        <w:t xml:space="preserve"> observe en directe la civilisation</w:t>
+      </w:r>
+      <w:r>
+        <w:rPr>
+          <w:lang w:eastAsia="en-US"/>
+        </w:rPr>
+        <w:t>.</w:t>
       </w:r>
       <w:r>
         <w:rPr>
@@ -252,80 +287,219 @@
         <w:rPr>
           <w:lang w:eastAsia="en-US"/>
         </w:rPr>
-        <w:t>cette</w:t>
-      </w:r>
-      <w:r>
-        <w:rPr>
-          <w:lang w:eastAsia="en-US"/>
-        </w:rPr>
-        <w:t xml:space="preserve"> civilisation naissante</w:t>
-      </w:r>
-      <w:r>
-        <w:rPr>
-          <w:lang w:eastAsia="en-US"/>
-        </w:rPr>
-        <w:t xml:space="preserve"> évoluant en temps réel.</w:t>
-      </w:r>
-    </w:p>
-    <w:p>
-      <w:pPr>
-        <w:rPr>
-          <w:lang w:eastAsia="en-US"/>
-        </w:rPr>
-      </w:pPr>
-      <w:r>
-        <w:rPr>
-          <w:lang w:eastAsia="en-US"/>
-        </w:rPr>
-        <w:t xml:space="preserve">Nous </w:t>
-      </w:r>
-      <w:r>
-        <w:rPr>
-          <w:lang w:eastAsia="en-US"/>
-        </w:rPr>
-        <w:t xml:space="preserve">étudions </w:t>
-      </w:r>
-      <w:r>
-        <w:rPr>
-          <w:lang w:eastAsia="en-US"/>
-        </w:rPr>
-        <w:t xml:space="preserve">cette dernière </w:t>
-      </w:r>
-      <w:r>
-        <w:rPr>
-          <w:lang w:eastAsia="en-US"/>
-        </w:rPr>
-        <w:t xml:space="preserve">depuis </w:t>
-      </w:r>
-      <w:r>
-        <w:rPr>
-          <w:lang w:eastAsia="en-US"/>
-        </w:rPr>
-        <w:t>la</w:t>
-      </w:r>
-      <w:r>
-        <w:rPr>
-          <w:lang w:eastAsia="en-US"/>
-        </w:rPr>
-        <w:t xml:space="preserve"> station orbitale </w:t>
-      </w:r>
-      <w:r>
-        <w:rPr>
-          <w:lang w:eastAsia="en-US"/>
-        </w:rPr>
-        <w:t xml:space="preserve">du scientifique </w:t>
-      </w:r>
-      <w:r>
-        <w:rPr>
-          <w:lang w:eastAsia="en-US"/>
-        </w:rPr>
-        <w:t xml:space="preserve">qui gravite autour de la </w:t>
-      </w:r>
-      <w:r>
-        <w:rPr>
-          <w:lang w:eastAsia="en-US"/>
-        </w:rPr>
-        <w:t>planète à découvrir</w:t>
+        <w:t>Il</w:t>
+      </w:r>
+      <w:r>
+        <w:rPr>
+          <w:lang w:eastAsia="en-US"/>
+        </w:rPr>
+        <w:t xml:space="preserve"> peut </w:t>
+      </w:r>
+      <w:r>
+        <w:rPr>
+          <w:lang w:eastAsia="en-US"/>
+        </w:rPr>
+        <w:t>accéder</w:t>
+      </w:r>
+      <w:r>
+        <w:rPr>
+          <w:lang w:eastAsia="en-US"/>
+        </w:rPr>
+        <w:t xml:space="preserve"> à toutes les informations qu’il souhaite </w:t>
+      </w:r>
+      <w:r>
+        <w:rPr>
+          <w:lang w:eastAsia="en-US"/>
+        </w:rPr>
+        <w:t>et également interagir avec les individus de cette civilisation en temps réel.</w:t>
+      </w:r>
+    </w:p>
+    <w:p>
+      <w:pPr>
+        <w:rPr>
+          <w:lang w:eastAsia="en-US"/>
+        </w:rPr>
+      </w:pPr>
+    </w:p>
+    <w:p>
+      <w:pPr>
+        <w:rPr>
+          <w:b/>
+          <w:bCs/>
+          <w:lang w:eastAsia="en-US"/>
+        </w:rPr>
+      </w:pPr>
+      <w:r>
+        <w:rPr>
+          <w:b/>
+          <w:bCs/>
+          <w:lang w:eastAsia="en-US"/>
+        </w:rPr>
+        <w:t>-</w:t>
+      </w:r>
+      <w:r>
+        <w:rPr>
+          <w:b/>
+          <w:bCs/>
+          <w:lang w:eastAsia="en-US"/>
+        </w:rPr>
+        <w:t>Caméra</w:t>
+      </w:r>
+      <w:r>
+        <w:rPr>
+          <w:b/>
+          <w:bCs/>
+          <w:lang w:eastAsia="en-US"/>
+        </w:rPr>
+        <w:t xml:space="preserve"> </w:t>
+      </w:r>
+      <w:r>
+        <w:rPr>
+          <w:b/>
+          <w:bCs/>
+          <w:lang w:eastAsia="en-US"/>
+        </w:rPr>
+        <w:t>(Character)</w:t>
+      </w:r>
+    </w:p>
+    <w:p>
+      <w:pPr>
+        <w:rPr>
+          <w:lang w:eastAsia="en-US"/>
+        </w:rPr>
+      </w:pPr>
+    </w:p>
+    <w:p>
+      <w:pPr>
+        <w:rPr>
+          <w:lang w:eastAsia="en-US"/>
+        </w:rPr>
+      </w:pPr>
+      <w:r>
+        <w:rPr>
+          <w:lang w:eastAsia="en-US"/>
+        </w:rPr>
+        <w:t>Le joueur</w:t>
+      </w:r>
+      <w:r>
+        <w:rPr>
+          <w:lang w:eastAsia="en-US"/>
+        </w:rPr>
+        <w:t xml:space="preserve"> déplace en directe </w:t>
+      </w:r>
+      <w:r>
+        <w:rPr>
+          <w:lang w:eastAsia="en-US"/>
+        </w:rPr>
+        <w:t>le robot et sa caméra</w:t>
+      </w:r>
+      <w:r>
+        <w:rPr>
+          <w:lang w:eastAsia="en-US"/>
+        </w:rPr>
+        <w:t>. Il</w:t>
+      </w:r>
+      <w:r>
+        <w:rPr>
+          <w:lang w:eastAsia="en-US"/>
+        </w:rPr>
+        <w:t xml:space="preserve"> </w:t>
+      </w:r>
+      <w:r>
+        <w:rPr>
+          <w:lang w:eastAsia="en-US"/>
+        </w:rPr>
+        <w:t xml:space="preserve">peut parcourir la carte de la planète sur laquelle vit la civilisation en vue </w:t>
+      </w:r>
+      <w:proofErr w:type="spellStart"/>
+      <w:r>
+        <w:rPr>
+          <w:lang w:eastAsia="en-US"/>
+        </w:rPr>
+        <w:t>Topdown</w:t>
+      </w:r>
+      <w:proofErr w:type="spellEnd"/>
+      <w:r>
+        <w:rPr>
+          <w:lang w:eastAsia="en-US"/>
+        </w:rPr>
+        <w:t xml:space="preserve">. Le joueur à accès également à des évènements qui se font hors champs de caméra. Cela permet au joueur d’identifier la localisation précise de ces derniers </w:t>
+      </w:r>
+    </w:p>
+    <w:p>
+      <w:pPr>
+        <w:rPr>
+          <w:lang w:eastAsia="en-US"/>
+        </w:rPr>
+      </w:pPr>
+      <w:r>
+        <w:rPr>
+          <w:lang w:eastAsia="en-US"/>
+        </w:rPr>
+        <w:t xml:space="preserve"> </w:t>
+      </w:r>
+    </w:p>
+    <w:p>
+      <w:pPr>
+        <w:rPr>
+          <w:b/>
+          <w:bCs/>
+          <w:lang w:eastAsia="en-US"/>
+        </w:rPr>
+      </w:pPr>
+      <w:r>
+        <w:rPr>
+          <w:b/>
+          <w:bCs/>
+          <w:lang w:eastAsia="en-US"/>
+        </w:rPr>
+        <w:t>-</w:t>
+      </w:r>
+      <w:r>
+        <w:rPr>
+          <w:b/>
+          <w:bCs/>
+          <w:lang w:eastAsia="en-US"/>
+        </w:rPr>
+        <w:t>Contrôle</w:t>
+      </w:r>
+    </w:p>
+    <w:p>
+      <w:pPr>
+        <w:rPr>
+          <w:lang w:eastAsia="en-US"/>
+        </w:rPr>
+      </w:pPr>
+    </w:p>
+    <w:p>
+      <w:pPr>
+        <w:rPr>
+          <w:lang w:eastAsia="en-US"/>
+        </w:rPr>
+      </w:pPr>
+      <w:r>
+        <w:rPr>
+          <w:lang w:eastAsia="en-US"/>
+        </w:rPr>
+        <w:t xml:space="preserve">Le jeu sera principalement conçu pour être jouer au clavier afin de permettre le plus d’interaction possible. </w:t>
+      </w:r>
+      <w:r>
+        <w:rPr>
+          <w:lang w:eastAsia="en-US"/>
+        </w:rPr>
+        <w:t xml:space="preserve">Le </w:t>
+      </w:r>
+      <w:r>
+        <w:rPr>
+          <w:lang w:eastAsia="en-US"/>
+        </w:rPr>
+        <w:t>robot et donc le joueur</w:t>
+      </w:r>
+      <w:r>
+        <w:rPr>
+          <w:lang w:eastAsia="en-US"/>
+        </w:rPr>
+        <w:t xml:space="preserve"> se place comme observateur paradoxale. Il observe son écran pour voir en temps réel l’évolution de la civilisation. Il émet des hypothèses pour assurer son évolution en les notant dans un carnet, accessible depuis l’écran de jeu. Il peut intervenir pour appliquer ses hypothèses en effectuant directement une action sur la civilisation</w:t>
       </w:r>
       <w:r>
         <w:rPr>
@@ -333,87 +507,60 @@
         </w:rPr>
         <w:t>.</w:t>
       </w:r>
-    </w:p>
-    <w:p>
-      <w:pPr>
-        <w:rPr>
-          <w:lang w:eastAsia="en-US"/>
-        </w:rPr>
-      </w:pPr>
-    </w:p>
-    <w:p>
-      <w:pPr>
-        <w:rPr>
-          <w:b/>
-          <w:bCs/>
-          <w:lang w:eastAsia="en-US"/>
-        </w:rPr>
-      </w:pPr>
-      <w:r>
-        <w:rPr>
-          <w:b/>
-          <w:bCs/>
-        </w:rPr>
-        <w:t>LES 3C :</w:t>
-      </w:r>
-    </w:p>
-    <w:p>
-      <w:pPr>
-        <w:rPr>
-          <w:b/>
-          <w:bCs/>
-          <w:lang w:eastAsia="en-US"/>
-        </w:rPr>
-      </w:pPr>
-    </w:p>
-    <w:p>
-      <w:pPr>
-        <w:rPr>
-          <w:b/>
-          <w:bCs/>
-          <w:lang w:eastAsia="en-US"/>
-        </w:rPr>
-      </w:pPr>
-      <w:r>
-        <w:rPr>
-          <w:b/>
-          <w:bCs/>
+      <w:r>
+        <w:rPr>
+          <w:lang w:eastAsia="en-US"/>
+        </w:rPr>
+        <w:t xml:space="preserve"> </w:t>
+      </w:r>
+      <w:proofErr w:type="gramStart"/>
+      <w:r>
+        <w:rPr>
+          <w:lang w:eastAsia="en-US"/>
+        </w:rPr>
+        <w:t>Ses déplacement</w:t>
+      </w:r>
+      <w:proofErr w:type="gramEnd"/>
+      <w:r>
+        <w:rPr>
+          <w:lang w:eastAsia="en-US"/>
+        </w:rPr>
+        <w:t xml:space="preserve"> sont lents et il met du temps pour alle</w:t>
+      </w:r>
+      <w:r>
+        <w:rPr>
+          <w:lang w:eastAsia="en-US"/>
+        </w:rPr>
+        <w:t>r d’un bout à l’autre de la planète.</w:t>
+      </w:r>
+      <w:r>
+        <w:rPr>
+          <w:lang w:eastAsia="en-US"/>
+        </w:rPr>
+        <w:t xml:space="preserve"> </w:t>
+      </w:r>
+    </w:p>
+    <w:p>
+      <w:pPr>
+        <w:rPr>
+          <w:lang w:eastAsia="en-US"/>
+        </w:rPr>
+      </w:pPr>
+    </w:p>
+    <w:p>
+      <w:pPr>
+        <w:rPr>
+          <w:lang w:eastAsia="en-US"/>
+        </w:rPr>
+      </w:pPr>
+      <w:r>
+        <w:rPr>
           <w:lang w:eastAsia="en-US"/>
         </w:rPr>
         <w:t>-</w:t>
       </w:r>
       <w:r>
         <w:rPr>
-          <w:b/>
-          <w:bCs/>
-          <w:lang w:eastAsia="en-US"/>
-        </w:rPr>
-        <w:t xml:space="preserve">Personnages </w:t>
-      </w:r>
-      <w:r>
-        <w:rPr>
-          <w:b/>
-          <w:bCs/>
-          <w:lang w:eastAsia="en-US"/>
-        </w:rPr>
-        <w:t>(Character)</w:t>
-      </w:r>
-    </w:p>
-    <w:p>
-      <w:pPr>
-        <w:rPr>
-          <w:lang w:eastAsia="en-US"/>
-        </w:rPr>
-      </w:pPr>
-    </w:p>
-    <w:p>
-      <w:pPr>
-        <w:rPr>
-          <w:lang w:eastAsia="en-US"/>
-        </w:rPr>
-      </w:pPr>
-      <w:r>
-        <w:rPr>
           <w:lang w:eastAsia="en-US"/>
         </w:rPr>
         <w:t xml:space="preserve"> </w:t>
@@ -422,47 +569,85 @@
         <w:rPr>
           <w:lang w:eastAsia="en-US"/>
         </w:rPr>
-        <w:t>A la manière d’un « </w:t>
-      </w:r>
-      <w:proofErr w:type="spellStart"/>
-      <w:r>
-        <w:rPr>
-          <w:lang w:eastAsia="en-US"/>
-        </w:rPr>
-        <w:t>god</w:t>
-      </w:r>
-      <w:proofErr w:type="spellEnd"/>
+        <w:t xml:space="preserve">Déplacement de l’écran sur l’axe X et Y de la carte : </w:t>
+      </w:r>
+      <w:proofErr w:type="gramStart"/>
+      <w:r>
+        <w:rPr>
+          <w:lang w:eastAsia="en-US"/>
+        </w:rPr>
+        <w:t>Z,Q</w:t>
+      </w:r>
+      <w:proofErr w:type="gramEnd"/>
+      <w:r>
+        <w:rPr>
+          <w:lang w:eastAsia="en-US"/>
+        </w:rPr>
+        <w:t>,</w:t>
+      </w:r>
+      <w:proofErr w:type="gramStart"/>
+      <w:r>
+        <w:rPr>
+          <w:lang w:eastAsia="en-US"/>
+        </w:rPr>
+        <w:t>S,D</w:t>
+      </w:r>
+      <w:proofErr w:type="gramEnd"/>
+      <w:r>
+        <w:rPr>
+          <w:lang w:eastAsia="en-US"/>
+        </w:rPr>
+        <w:t xml:space="preserve"> ou flèches directionnelles</w:t>
+      </w:r>
+    </w:p>
+    <w:p>
+      <w:pPr>
+        <w:rPr>
+          <w:lang w:eastAsia="en-US"/>
+        </w:rPr>
+      </w:pPr>
+      <w:r>
+        <w:rPr>
+          <w:lang w:eastAsia="en-US"/>
+        </w:rPr>
+        <w:t>-</w:t>
+      </w:r>
       <w:r>
         <w:rPr>
           <w:lang w:eastAsia="en-US"/>
         </w:rPr>
         <w:t xml:space="preserve"> </w:t>
       </w:r>
-      <w:proofErr w:type="spellStart"/>
-      <w:r>
-        <w:rPr>
-          <w:lang w:eastAsia="en-US"/>
-        </w:rPr>
-        <w:t>game</w:t>
-      </w:r>
-      <w:proofErr w:type="spellEnd"/>
-      <w:r>
-        <w:rPr>
-          <w:lang w:eastAsia="en-US"/>
-        </w:rPr>
-        <w:t xml:space="preserve"> », le scientifique n’est pas visible à l’écran mais </w:t>
-      </w:r>
-      <w:r>
-        <w:rPr>
-          <w:lang w:eastAsia="en-US"/>
-        </w:rPr>
-        <w:t>s</w:t>
-      </w:r>
-      <w:r>
-        <w:rPr>
-          <w:lang w:eastAsia="en-US"/>
-        </w:rPr>
-        <w:t>es actions le sont.</w:t>
+      <w:r>
+        <w:rPr>
+          <w:lang w:eastAsia="en-US"/>
+        </w:rPr>
+        <w:t>Interaction </w:t>
+      </w:r>
+      <w:r>
+        <w:rPr>
+          <w:lang w:eastAsia="en-US"/>
+        </w:rPr>
+        <w:t xml:space="preserve">avec un élément de la civilisation /sélection </w:t>
+      </w:r>
+      <w:r>
+        <w:rPr>
+          <w:lang w:eastAsia="en-US"/>
+        </w:rPr>
+        <w:t>: clic gauche de la souris</w:t>
+      </w:r>
+    </w:p>
+    <w:p>
+      <w:pPr>
+        <w:rPr>
+          <w:lang w:eastAsia="en-US"/>
+        </w:rPr>
+      </w:pPr>
+      <w:r>
+        <w:rPr>
+          <w:lang w:eastAsia="en-US"/>
+        </w:rPr>
+        <w:t>-</w:t>
       </w:r>
       <w:r>
         <w:rPr>
@@ -474,357 +659,41 @@
         <w:rPr>
           <w:lang w:eastAsia="en-US"/>
         </w:rPr>
-        <w:t xml:space="preserve">Il observe en directe la civilisation et peut </w:t>
-      </w:r>
-      <w:r>
-        <w:rPr>
-          <w:lang w:eastAsia="en-US"/>
-        </w:rPr>
-        <w:t>accéder</w:t>
-      </w:r>
-      <w:r>
-        <w:rPr>
-          <w:lang w:eastAsia="en-US"/>
-        </w:rPr>
-        <w:t xml:space="preserve"> à toutes les informations qu’il souhaite depuis sa station </w:t>
-      </w:r>
-      <w:r>
-        <w:rPr>
-          <w:lang w:eastAsia="en-US"/>
-        </w:rPr>
-        <w:t>orbitale</w:t>
-      </w:r>
-      <w:r>
-        <w:rPr>
-          <w:lang w:eastAsia="en-US"/>
-        </w:rPr>
-        <w:t>.</w:t>
-      </w:r>
-    </w:p>
-    <w:p>
-      <w:pPr>
-        <w:rPr>
-          <w:lang w:eastAsia="en-US"/>
-        </w:rPr>
-      </w:pPr>
-    </w:p>
-    <w:p>
-      <w:pPr>
-        <w:rPr>
-          <w:b/>
-          <w:bCs/>
-          <w:lang w:eastAsia="en-US"/>
-        </w:rPr>
-      </w:pPr>
-      <w:r>
-        <w:rPr>
-          <w:b/>
-          <w:bCs/>
+        <w:t>Zoomer </w:t>
+      </w:r>
+      <w:r>
+        <w:rPr>
+          <w:lang w:eastAsia="en-US"/>
+        </w:rPr>
+        <w:t xml:space="preserve">sur la carte </w:t>
+      </w:r>
+      <w:r>
+        <w:rPr>
+          <w:lang w:eastAsia="en-US"/>
+        </w:rPr>
+        <w:t>: molette de la souris</w:t>
+      </w:r>
+    </w:p>
+    <w:p>
+      <w:pPr>
+        <w:rPr>
+          <w:lang w:eastAsia="en-US"/>
+        </w:rPr>
+      </w:pPr>
+      <w:r>
+        <w:rPr>
           <w:lang w:eastAsia="en-US"/>
         </w:rPr>
         <w:t>-</w:t>
       </w:r>
       <w:r>
         <w:rPr>
-          <w:b/>
-          <w:bCs/>
-          <w:lang w:eastAsia="en-US"/>
-        </w:rPr>
-        <w:t>Caméra</w:t>
-      </w:r>
-      <w:r>
-        <w:rPr>
-          <w:b/>
-          <w:bCs/>
           <w:lang w:eastAsia="en-US"/>
         </w:rPr>
         <w:t xml:space="preserve"> </w:t>
       </w:r>
       <w:r>
         <w:rPr>
-          <w:b/>
-          <w:bCs/>
-          <w:lang w:eastAsia="en-US"/>
-        </w:rPr>
-        <w:t>(Character)</w:t>
-      </w:r>
-    </w:p>
-    <w:p>
-      <w:pPr>
-        <w:rPr>
-          <w:lang w:eastAsia="en-US"/>
-        </w:rPr>
-      </w:pPr>
-    </w:p>
-    <w:p>
-      <w:pPr>
-        <w:rPr>
-          <w:lang w:eastAsia="en-US"/>
-        </w:rPr>
-      </w:pPr>
-      <w:r>
-        <w:rPr>
-          <w:lang w:eastAsia="en-US"/>
-        </w:rPr>
-        <w:t>Le joueur</w:t>
-      </w:r>
-      <w:r>
-        <w:rPr>
-          <w:lang w:eastAsia="en-US"/>
-        </w:rPr>
-        <w:t xml:space="preserve"> déplace en directe la caméra de la station orbitale. Il</w:t>
-      </w:r>
-      <w:r>
-        <w:rPr>
-          <w:lang w:eastAsia="en-US"/>
-        </w:rPr>
-        <w:t xml:space="preserve"> </w:t>
-      </w:r>
-      <w:r>
-        <w:rPr>
-          <w:lang w:eastAsia="en-US"/>
-        </w:rPr>
-        <w:t xml:space="preserve">peut parcourir la carte de la planète sur laquelle vit la civilisation en vue </w:t>
-      </w:r>
-      <w:proofErr w:type="spellStart"/>
-      <w:r>
-        <w:rPr>
-          <w:lang w:eastAsia="en-US"/>
-        </w:rPr>
-        <w:t>Topdown</w:t>
-      </w:r>
-      <w:proofErr w:type="spellEnd"/>
-      <w:r>
-        <w:rPr>
-          <w:lang w:eastAsia="en-US"/>
-        </w:rPr>
-        <w:t xml:space="preserve">. Le joueur à accès également à des évènements qui se font hors champs de caméra. Cela permet au joueur d’identifier la localisation précise de ces derniers </w:t>
-      </w:r>
-    </w:p>
-    <w:p>
-      <w:pPr>
-        <w:rPr>
-          <w:lang w:eastAsia="en-US"/>
-        </w:rPr>
-      </w:pPr>
-      <w:r>
-        <w:rPr>
-          <w:lang w:eastAsia="en-US"/>
-        </w:rPr>
-        <w:t xml:space="preserve"> </w:t>
-      </w:r>
-    </w:p>
-    <w:p>
-      <w:pPr>
-        <w:rPr>
-          <w:b/>
-          <w:bCs/>
-          <w:lang w:eastAsia="en-US"/>
-        </w:rPr>
-      </w:pPr>
-      <w:r>
-        <w:rPr>
-          <w:b/>
-          <w:bCs/>
-          <w:lang w:eastAsia="en-US"/>
-        </w:rPr>
-        <w:t>-</w:t>
-      </w:r>
-      <w:r>
-        <w:rPr>
-          <w:b/>
-          <w:bCs/>
-          <w:lang w:eastAsia="en-US"/>
-        </w:rPr>
-        <w:t>Contrôle</w:t>
-      </w:r>
-    </w:p>
-    <w:p>
-      <w:pPr>
-        <w:rPr>
-          <w:lang w:eastAsia="en-US"/>
-        </w:rPr>
-      </w:pPr>
-    </w:p>
-    <w:p>
-      <w:pPr>
-        <w:rPr>
-          <w:lang w:eastAsia="en-US"/>
-        </w:rPr>
-      </w:pPr>
-      <w:r>
-        <w:rPr>
-          <w:lang w:eastAsia="en-US"/>
-        </w:rPr>
-        <w:t xml:space="preserve">Le jeu sera principalement conçu pour être jouer au clavier afin de permettre le plus d’interaction possible. </w:t>
-      </w:r>
-      <w:r>
-        <w:rPr>
-          <w:lang w:eastAsia="en-US"/>
-        </w:rPr>
-        <w:t>Le scientifique se place comme observateur paradoxale. Il observe son écran pour voir en temps réel l’évolution de la civilisation. Il émet des hypothèses pour assurer son évolution en les notant dans un carnet, accessible depuis l’écran de jeu. Il peut intervenir pour appliquer ses hypothèses en effectuant directement une action sur la civilisation</w:t>
-      </w:r>
-      <w:r>
-        <w:rPr>
-          <w:lang w:eastAsia="en-US"/>
-        </w:rPr>
-        <w:t>.</w:t>
-      </w:r>
-    </w:p>
-    <w:p>
-      <w:pPr>
-        <w:rPr>
-          <w:lang w:eastAsia="en-US"/>
-        </w:rPr>
-      </w:pPr>
-    </w:p>
-    <w:p>
-      <w:pPr>
-        <w:rPr>
-          <w:lang w:eastAsia="en-US"/>
-        </w:rPr>
-      </w:pPr>
-      <w:r>
-        <w:rPr>
-          <w:lang w:eastAsia="en-US"/>
-        </w:rPr>
-        <w:t>-</w:t>
-      </w:r>
-      <w:r>
-        <w:rPr>
-          <w:lang w:eastAsia="en-US"/>
-        </w:rPr>
-        <w:t xml:space="preserve"> </w:t>
-      </w:r>
-      <w:r>
-        <w:rPr>
-          <w:lang w:eastAsia="en-US"/>
-        </w:rPr>
-        <w:t xml:space="preserve">Déplacement de l’écran sur l’axe X et Y de la carte : </w:t>
-      </w:r>
-      <w:proofErr w:type="gramStart"/>
-      <w:r>
-        <w:rPr>
-          <w:lang w:eastAsia="en-US"/>
-        </w:rPr>
-        <w:t>Z,Q</w:t>
-      </w:r>
-      <w:proofErr w:type="gramEnd"/>
-      <w:r>
-        <w:rPr>
-          <w:lang w:eastAsia="en-US"/>
-        </w:rPr>
-        <w:t>,</w:t>
-      </w:r>
-      <w:proofErr w:type="gramStart"/>
-      <w:r>
-        <w:rPr>
-          <w:lang w:eastAsia="en-US"/>
-        </w:rPr>
-        <w:t>S,D</w:t>
-      </w:r>
-      <w:proofErr w:type="gramEnd"/>
-      <w:r>
-        <w:rPr>
-          <w:lang w:eastAsia="en-US"/>
-        </w:rPr>
-        <w:t xml:space="preserve"> ou flèches directionnelles</w:t>
-      </w:r>
-    </w:p>
-    <w:p>
-      <w:pPr>
-        <w:rPr>
-          <w:lang w:eastAsia="en-US"/>
-        </w:rPr>
-      </w:pPr>
-      <w:r>
-        <w:rPr>
-          <w:lang w:eastAsia="en-US"/>
-        </w:rPr>
-        <w:t>-</w:t>
-      </w:r>
-      <w:r>
-        <w:rPr>
-          <w:lang w:eastAsia="en-US"/>
-        </w:rPr>
-        <w:t xml:space="preserve"> </w:t>
-      </w:r>
-      <w:r>
-        <w:rPr>
-          <w:lang w:eastAsia="en-US"/>
-        </w:rPr>
-        <w:t>Interaction </w:t>
-      </w:r>
-      <w:r>
-        <w:rPr>
-          <w:lang w:eastAsia="en-US"/>
-        </w:rPr>
-        <w:t xml:space="preserve">avec un élément de la civilisation /sélection </w:t>
-      </w:r>
-      <w:r>
-        <w:rPr>
-          <w:lang w:eastAsia="en-US"/>
-        </w:rPr>
-        <w:t>: clic gauche de la souris</w:t>
-      </w:r>
-    </w:p>
-    <w:p>
-      <w:pPr>
-        <w:rPr>
-          <w:lang w:eastAsia="en-US"/>
-        </w:rPr>
-      </w:pPr>
-      <w:r>
-        <w:rPr>
-          <w:lang w:eastAsia="en-US"/>
-        </w:rPr>
-        <w:t>-</w:t>
-      </w:r>
-      <w:r>
-        <w:rPr>
-          <w:lang w:eastAsia="en-US"/>
-        </w:rPr>
-        <w:t xml:space="preserve"> </w:t>
-      </w:r>
-      <w:r>
-        <w:rPr>
-          <w:lang w:eastAsia="en-US"/>
-        </w:rPr>
-        <w:t>Zoomer </w:t>
-      </w:r>
-      <w:r>
-        <w:rPr>
-          <w:lang w:eastAsia="en-US"/>
-        </w:rPr>
-        <w:t xml:space="preserve">sur la carte </w:t>
-      </w:r>
-      <w:r>
-        <w:rPr>
-          <w:lang w:eastAsia="en-US"/>
-        </w:rPr>
-        <w:t>: molette de la souris</w:t>
-      </w:r>
-    </w:p>
-    <w:p>
-      <w:pPr>
-        <w:rPr>
-          <w:lang w:eastAsia="en-US"/>
-        </w:rPr>
-      </w:pPr>
-      <w:r>
-        <w:rPr>
-          <w:lang w:eastAsia="en-US"/>
-        </w:rPr>
-        <w:t>-</w:t>
-      </w:r>
-      <w:r>
-        <w:rPr>
-          <w:lang w:eastAsia="en-US"/>
-        </w:rPr>
-        <w:t xml:space="preserve"> </w:t>
-      </w:r>
-      <w:r>
-        <w:rPr>
           <w:lang w:eastAsia="en-US"/>
         </w:rPr>
         <w:t xml:space="preserve">N : ouverture /fermeture du carnet de </w:t>
@@ -844,16 +713,29 @@
       </w:pPr>
       <w:r>
         <w:rPr>
+          <w:lang w:eastAsia="en-US"/>
+        </w:rPr>
+        <w:t>-Tab : changer d’onglets dans le carnet de recherche</w:t>
+      </w:r>
+    </w:p>
+    <w:p>
+      <w:pPr>
+        <w:rPr>
+          <w:lang w:eastAsia="en-US"/>
+        </w:rPr>
+      </w:pPr>
+      <w:r>
+        <w:rPr>
           <w:noProof/>
         </w:rPr>
         <w:drawing>
-          <wp:anchor distT="0" distB="0" distL="114300" distR="114300" simplePos="0" relativeHeight="251660288" behindDoc="0" locked="0" layoutInCell="1" allowOverlap="1" wp14:anchorId="183BF086" wp14:editId="598369DB">
+          <wp:anchor distT="0" distB="0" distL="114300" distR="114300" simplePos="0" relativeHeight="251660288" behindDoc="0" locked="0" layoutInCell="1" allowOverlap="1" wp14:anchorId="183BF086" wp14:editId="4459B6D9">
             <wp:simplePos x="0" y="0"/>
             <wp:positionH relativeFrom="column">
-              <wp:posOffset>-908599</wp:posOffset>
+              <wp:posOffset>-881108</wp:posOffset>
             </wp:positionH>
             <wp:positionV relativeFrom="paragraph">
-              <wp:posOffset>245745</wp:posOffset>
+              <wp:posOffset>224246</wp:posOffset>
             </wp:positionV>
             <wp:extent cx="7620000" cy="1690530"/>
             <wp:effectExtent l="0" t="0" r="0" b="5080"/>
@@ -909,19 +791,6 @@
           </wp:anchor>
         </w:drawing>
       </w:r>
-      <w:r>
-        <w:rPr>
-          <w:lang w:eastAsia="en-US"/>
-        </w:rPr>
-        <w:t>-Tab : changer d’onglets dans le carnet de recherche</w:t>
-      </w:r>
-    </w:p>
-    <w:p>
-      <w:pPr>
-        <w:rPr>
-          <w:lang w:eastAsia="en-US"/>
-        </w:rPr>
-      </w:pPr>
     </w:p>
     <w:p>
       <w:pPr>
@@ -1000,6 +869,7 @@
             <w14:round/>
           </w14:textOutline>
         </w:rPr>
+        <w:lastRenderedPageBreak/>
         <w:drawing>
           <wp:anchor distT="0" distB="0" distL="114300" distR="114300" simplePos="0" relativeHeight="251659264" behindDoc="1" locked="0" layoutInCell="1" allowOverlap="1" wp14:anchorId="30CD7933" wp14:editId="50E370DB">
             <wp:simplePos x="0" y="0"/>
@@ -1110,6 +980,116 @@
     </w:p>
     <w:p>
       <w:pPr>
+        <w:rPr>
+          <w:lang w:eastAsia="en-US"/>
+        </w:rPr>
+      </w:pPr>
+    </w:p>
+    <w:p>
+      <w:pPr>
+        <w:rPr>
+          <w:lang w:eastAsia="en-US"/>
+        </w:rPr>
+      </w:pPr>
+      <w:r>
+        <w:rPr>
+          <w:lang w:eastAsia="en-US"/>
+        </w:rPr>
+        <w:t>Le j</w:t>
+      </w:r>
+      <w:r>
+        <w:rPr>
+          <w:lang w:eastAsia="en-US"/>
+        </w:rPr>
+        <w:t xml:space="preserve">oueur pourra faire une </w:t>
+      </w:r>
+      <w:r>
+        <w:rPr>
+          <w:b/>
+          <w:bCs/>
+          <w:lang w:eastAsia="en-US"/>
+        </w:rPr>
+        <w:t>observation</w:t>
+      </w:r>
+      <w:r>
+        <w:rPr>
+          <w:lang w:eastAsia="en-US"/>
+        </w:rPr>
+        <w:t xml:space="preserve"> sur un individu de la civilisation. Une bulle au-dessus de l’individu permettra d’identifier </w:t>
+      </w:r>
+      <w:r>
+        <w:rPr>
+          <w:lang w:eastAsia="en-US"/>
+        </w:rPr>
+        <w:t>son</w:t>
+      </w:r>
+      <w:r>
+        <w:rPr>
+          <w:lang w:eastAsia="en-US"/>
+        </w:rPr>
+        <w:t xml:space="preserve"> besoin/ manque technologique. </w:t>
+      </w:r>
+      <w:r>
+        <w:rPr>
+          <w:lang w:eastAsia="en-US"/>
+        </w:rPr>
+        <w:t xml:space="preserve">Le joueur pourra ainsi </w:t>
+      </w:r>
+      <w:r>
+        <w:rPr>
+          <w:b/>
+          <w:bCs/>
+          <w:lang w:eastAsia="en-US"/>
+        </w:rPr>
+        <w:t>interagir</w:t>
+      </w:r>
+      <w:r>
+        <w:rPr>
+          <w:lang w:eastAsia="en-US"/>
+        </w:rPr>
+        <w:t xml:space="preserve"> avec lui afin de tester ses hypothèses. </w:t>
+      </w:r>
+    </w:p>
+    <w:p>
+      <w:pPr>
+        <w:rPr>
+          <w:lang w:eastAsia="en-US"/>
+        </w:rPr>
+      </w:pPr>
+      <w:r>
+        <w:rPr>
+          <w:lang w:eastAsia="en-US"/>
+        </w:rPr>
+        <w:t>S</w:t>
+      </w:r>
+      <w:r>
+        <w:rPr>
+          <w:lang w:eastAsia="en-US"/>
+        </w:rPr>
+        <w:t xml:space="preserve">i l’interaction </w:t>
+      </w:r>
+      <w:r>
+        <w:rPr>
+          <w:lang w:eastAsia="en-US"/>
+        </w:rPr>
+        <w:t>réussi ou elle échoue elle offrira toujours la possibilité d’une nouvelle observation.</w:t>
+      </w:r>
+      <w:r>
+        <w:rPr>
+          <w:lang w:eastAsia="en-US"/>
+        </w:rPr>
+        <w:t xml:space="preserve"> </w:t>
+      </w:r>
+    </w:p>
+    <w:p>
+      <w:pPr>
+        <w:rPr>
+          <w:lang w:eastAsia="en-US"/>
+        </w:rPr>
+      </w:pPr>
+    </w:p>
+    <w:p>
+      <w:pPr>
         <w:jc w:val="center"/>
         <w:rPr>
           <w:b/>
@@ -1117,20 +1097,6 @@
           <w:sz w:val="18"/>
           <w:szCs w:val="18"/>
           <w:u w:val="single"/>
-        </w:rPr>
-      </w:pPr>
-    </w:p>
-    <w:p>
-      <w:pPr>
-        <w:rPr>
-          <w:lang w:eastAsia="en-US"/>
-        </w:rPr>
-      </w:pPr>
-    </w:p>
-    <w:p>
-      <w:pPr>
-        <w:rPr>
-          <w:lang w:eastAsia="en-US"/>
         </w:rPr>
       </w:pPr>
       <w:r>
@@ -1153,16 +1119,16 @@
           </w14:textOutline>
         </w:rPr>
         <w:drawing>
-          <wp:anchor distT="0" distB="0" distL="114300" distR="114300" simplePos="0" relativeHeight="251658240" behindDoc="0" locked="0" layoutInCell="1" allowOverlap="1" wp14:anchorId="73BD859B" wp14:editId="1443587E">
+          <wp:anchor distT="0" distB="0" distL="114300" distR="114300" simplePos="0" relativeHeight="251658240" behindDoc="0" locked="0" layoutInCell="1" allowOverlap="1" wp14:anchorId="73BD859B" wp14:editId="5938774E">
             <wp:simplePos x="0" y="0"/>
             <wp:positionH relativeFrom="column">
-              <wp:posOffset>694690</wp:posOffset>
+              <wp:posOffset>1000760</wp:posOffset>
             </wp:positionH>
             <wp:positionV relativeFrom="paragraph">
-              <wp:posOffset>721360</wp:posOffset>
+              <wp:posOffset>192405</wp:posOffset>
             </wp:positionV>
-            <wp:extent cx="4024630" cy="3495675"/>
-            <wp:effectExtent l="0" t="0" r="0" b="9525"/>
+            <wp:extent cx="3691255" cy="3206115"/>
+            <wp:effectExtent l="0" t="0" r="4445" b="0"/>
             <wp:wrapTopAndBottom/>
             <wp:docPr id="691191268" name="Image 5"/>
             <wp:cNvGraphicFramePr>
@@ -1193,7 +1159,7 @@
                   <pic:spPr bwMode="auto">
                     <a:xfrm>
                       <a:off x="0" y="0"/>
-                      <a:ext cx="4024630" cy="3495675"/>
+                      <a:ext cx="3691255" cy="3206115"/>
                     </a:xfrm>
                     <a:prstGeom prst="rect">
                       <a:avLst/>
@@ -1215,118 +1181,6 @@
           </wp:anchor>
         </w:drawing>
       </w:r>
-      <w:r>
-        <w:rPr>
-          <w:lang w:eastAsia="en-US"/>
-        </w:rPr>
-        <w:t>Le j</w:t>
-      </w:r>
-      <w:r>
-        <w:rPr>
-          <w:lang w:eastAsia="en-US"/>
-        </w:rPr>
-        <w:t xml:space="preserve">oueur pourra faire une </w:t>
-      </w:r>
-      <w:r>
-        <w:rPr>
-          <w:b/>
-          <w:bCs/>
-          <w:lang w:eastAsia="en-US"/>
-        </w:rPr>
-        <w:t>observation</w:t>
-      </w:r>
-      <w:r>
-        <w:rPr>
-          <w:lang w:eastAsia="en-US"/>
-        </w:rPr>
-        <w:t xml:space="preserve"> sur un individu de la civilisation. Une bulle au-dessus de l’individu permettra d’identifier </w:t>
-      </w:r>
-      <w:r>
-        <w:rPr>
-          <w:lang w:eastAsia="en-US"/>
-        </w:rPr>
-        <w:t>son</w:t>
-      </w:r>
-      <w:r>
-        <w:rPr>
-          <w:lang w:eastAsia="en-US"/>
-        </w:rPr>
-        <w:t xml:space="preserve"> besoin/ manque technologique. </w:t>
-      </w:r>
-      <w:r>
-        <w:rPr>
-          <w:lang w:eastAsia="en-US"/>
-        </w:rPr>
-        <w:t xml:space="preserve">Le joueur pourra ainsi </w:t>
-      </w:r>
-      <w:r>
-        <w:rPr>
-          <w:b/>
-          <w:bCs/>
-          <w:lang w:eastAsia="en-US"/>
-        </w:rPr>
-        <w:t>interagir</w:t>
-      </w:r>
-      <w:r>
-        <w:rPr>
-          <w:lang w:eastAsia="en-US"/>
-        </w:rPr>
-        <w:t xml:space="preserve"> avec lui afin de tester ses hypothèses. </w:t>
-      </w:r>
-      <w:r>
-        <w:rPr>
-          <w:lang w:eastAsia="en-US"/>
-        </w:rPr>
-        <w:t>Si l’interaction est fausse,</w:t>
-      </w:r>
-      <w:r>
-        <w:rPr>
-          <w:lang w:eastAsia="en-US"/>
-        </w:rPr>
-        <w:t xml:space="preserve"> résultera d’une hyp</w:t>
-      </w:r>
-      <w:r>
-        <w:rPr>
-          <w:lang w:eastAsia="en-US"/>
-        </w:rPr>
-        <w:t>o</w:t>
-      </w:r>
-      <w:r>
-        <w:rPr>
-          <w:lang w:eastAsia="en-US"/>
-        </w:rPr>
-        <w:t>thèse</w:t>
-      </w:r>
-      <w:r>
-        <w:rPr>
-          <w:lang w:eastAsia="en-US"/>
-        </w:rPr>
-        <w:t xml:space="preserve"> fausse si </w:t>
-      </w:r>
-      <w:r>
-        <w:rPr>
-          <w:lang w:eastAsia="en-US"/>
-        </w:rPr>
-        <w:t>elle ou</w:t>
-      </w:r>
-      <w:r>
-        <w:rPr>
-          <w:lang w:eastAsia="en-US"/>
-        </w:rPr>
-        <w:t xml:space="preserve"> d’une </w:t>
-      </w:r>
-      <w:r>
-        <w:rPr>
-          <w:lang w:eastAsia="en-US"/>
-        </w:rPr>
-        <w:t>vérification</w:t>
-      </w:r>
-      <w:r>
-        <w:rPr>
-          <w:lang w:eastAsia="en-US"/>
-        </w:rPr>
-        <w:t xml:space="preserve"> </w:t>
-      </w:r>
     </w:p>
     <w:p>
       <w:pPr>
@@ -1352,15 +1206,13 @@
     </w:p>
     <w:p>
       <w:pPr>
-        <w:rPr>
-          <w:lang w:eastAsia="en-US"/>
-        </w:rPr>
-      </w:pPr>
-    </w:p>
-    <w:p>
-      <w:pPr>
-        <w:rPr>
-          <w:lang w:eastAsia="en-US"/>
+        <w:jc w:val="center"/>
+        <w:rPr>
+          <w:b/>
+          <w:bCs/>
+          <w:sz w:val="18"/>
+          <w:szCs w:val="18"/>
+          <w:u w:val="single"/>
         </w:rPr>
       </w:pPr>
     </w:p>
@@ -1456,29 +1308,33 @@
       <w:r>
         <w:t xml:space="preserve">sera </w:t>
       </w:r>
-      <w:proofErr w:type="gramStart"/>
-      <w:r>
-        <w:t>noté</w:t>
-      </w:r>
-      <w:proofErr w:type="gramEnd"/>
-      <w:r>
-        <w:t xml:space="preserve"> dans le carnet afin de ne pas la reproduire. Cependant un effet négatif impactera la civilisation. Ceci rapprochera cette dernière </w:t>
-      </w:r>
-      <w:r>
-        <w:t>au niveau maximum de</w:t>
+      <w:r>
+        <w:t>notée</w:t>
+      </w:r>
+      <w:r>
+        <w:t xml:space="preserve"> dans le carnet afin de ne pas la reproduire. Cependant </w:t>
+      </w:r>
+      <w:r>
+        <w:t xml:space="preserve">une </w:t>
+      </w:r>
+      <w:r>
+        <w:rPr>
+          <w:b/>
+          <w:bCs/>
+        </w:rPr>
+        <w:t>non connaissance</w:t>
       </w:r>
       <w:r>
         <w:t xml:space="preserve"> </w:t>
       </w:r>
       <w:r>
-        <w:rPr>
-          <w:b/>
-          <w:bCs/>
-        </w:rPr>
-        <w:t>déclin civilisationnelle</w:t>
-      </w:r>
-      <w:r>
-        <w:t xml:space="preserve">. </w:t>
+        <w:t>émergera</w:t>
+      </w:r>
+      <w:r>
+        <w:t xml:space="preserve"> qui ne sera pas utilisable</w:t>
+      </w:r>
+      <w:r>
+        <w:t xml:space="preserve"> par la suite.</w:t>
       </w:r>
     </w:p>
     <w:p/>
@@ -1516,7 +1372,13 @@
         <w:t>Le carnet de recherche</w:t>
       </w:r>
       <w:r>
-        <w:t xml:space="preserve"> a 4 onglets :</w:t>
+        <w:t xml:space="preserve"> a </w:t>
+      </w:r>
+      <w:r>
+        <w:t>3</w:t>
+      </w:r>
+      <w:r>
+        <w:t xml:space="preserve"> onglets :</w:t>
       </w:r>
     </w:p>
     <w:p>
@@ -1681,6 +1543,13 @@
           <w:b/>
           <w:bCs/>
         </w:rPr>
+        <w:t xml:space="preserve">historique des </w:t>
+      </w:r>
+      <w:r>
+        <w:rPr>
+          <w:b/>
+          <w:bCs/>
+        </w:rPr>
         <w:t>interaction</w:t>
       </w:r>
       <w:r>
@@ -1688,32 +1557,7 @@
           <w:b/>
           <w:bCs/>
         </w:rPr>
-        <w:t>s</w:t>
-      </w:r>
-      <w:r>
-        <w:rPr>
-          <w:b/>
-          <w:bCs/>
-        </w:rPr>
-        <w:t xml:space="preserve"> réussie</w:t>
-      </w:r>
-      <w:r>
-        <w:rPr>
-          <w:b/>
-          <w:bCs/>
-        </w:rPr>
-        <w:t xml:space="preserve">s : </w:t>
-      </w:r>
-      <w:r>
-        <w:t>reprend l’historique des interactions réussie par le joueur</w:t>
-      </w:r>
-      <w:r>
-        <w:t>. Elles sont notées automatiquement dès qu’un joueur réussie une interaction.</w:t>
-      </w:r>
-    </w:p>
-    <w:p>
-      <w:r>
-        <w:t>-</w:t>
+        <w:t>s :</w:t>
       </w:r>
       <w:r>
         <w:rPr>
@@ -1723,150 +1567,287 @@
         <w:t xml:space="preserve"> </w:t>
       </w:r>
       <w:r>
-        <w:rPr>
-          <w:b/>
-          <w:bCs/>
-        </w:rPr>
-        <w:t>interaction</w:t>
-      </w:r>
-      <w:r>
-        <w:rPr>
-          <w:b/>
-          <w:bCs/>
-        </w:rPr>
-        <w:t>s</w:t>
-      </w:r>
-      <w:r>
-        <w:rPr>
-          <w:b/>
-          <w:bCs/>
-        </w:rPr>
+        <w:t xml:space="preserve">reprend l’historique des interactions réussie </w:t>
+      </w:r>
+      <w:r>
+        <w:t xml:space="preserve">et échouées </w:t>
+      </w:r>
+      <w:r>
+        <w:t>par le joueur</w:t>
+      </w:r>
+      <w:r>
+        <w:t xml:space="preserve">. Elles sont notées automatiquement dès </w:t>
+      </w:r>
+      <w:r>
+        <w:t>qu’un joueur réussi</w:t>
+      </w:r>
+      <w:r>
         <w:t xml:space="preserve"> </w:t>
       </w:r>
       <w:r>
-        <w:rPr>
-          <w:b/>
-          <w:bCs/>
-        </w:rPr>
-        <w:t xml:space="preserve">échouées : </w:t>
-      </w:r>
-      <w:r>
-        <w:t xml:space="preserve">reprend l’historique des interactions </w:t>
-      </w:r>
-      <w:r>
-        <w:t>échoués</w:t>
-      </w:r>
-      <w:r>
-        <w:t xml:space="preserve"> par le joueur</w:t>
-      </w:r>
-      <w:r>
-        <w:t>. Elles sont notées automatiquement dès qu’un joueur échoue une interaction.</w:t>
-      </w:r>
+        <w:t xml:space="preserve">ou échoue </w:t>
+      </w:r>
+      <w:r>
+        <w:t>une interaction.</w:t>
+      </w:r>
+    </w:p>
+    <w:p>
+      <w:pPr>
+        <w:rPr>
+          <w:b/>
+          <w:bCs/>
+        </w:rPr>
+      </w:pPr>
     </w:p>
     <w:p/>
-    <w:p>
-      <w:pPr>
-        <w:rPr>
-          <w:b/>
-          <w:bCs/>
-        </w:rPr>
-      </w:pPr>
-      <w:r>
-        <w:rPr>
-          <w:b/>
-          <w:bCs/>
-        </w:rPr>
-        <w:t xml:space="preserve">Indicateur de déclin civilisationnel </w:t>
-      </w:r>
-    </w:p>
-    <w:p>
-      <w:pPr>
-        <w:rPr>
-          <w:b/>
-          <w:bCs/>
-        </w:rPr>
-      </w:pPr>
-    </w:p>
-    <w:p>
-      <w:r>
-        <w:t xml:space="preserve">L’indicateur de déclin a </w:t>
-      </w:r>
-      <w:r>
-        <w:t>4</w:t>
-      </w:r>
-      <w:r>
-        <w:t xml:space="preserve"> niveaux :</w:t>
-      </w:r>
-    </w:p>
-    <w:p>
-      <w:r>
-        <w:rPr>
-          <w:b/>
-          <w:bCs/>
-        </w:rPr>
-        <w:t>-</w:t>
-      </w:r>
-      <w:r>
-        <w:rPr>
-          <w:b/>
-          <w:bCs/>
-        </w:rPr>
+    <w:p/>
+    <w:p>
+      <w:pPr>
+        <w:rPr>
+          <w:b/>
+          <w:bCs/>
+        </w:rPr>
+      </w:pPr>
+      <w:r>
+        <w:rPr>
+          <w:b/>
+          <w:bCs/>
+        </w:rPr>
+        <w:t xml:space="preserve">Interactions &amp; </w:t>
+      </w:r>
+      <w:r>
+        <w:rPr>
+          <w:b/>
+          <w:bCs/>
+        </w:rPr>
+        <w:t>connaissance</w:t>
+      </w:r>
+      <w:r>
+        <w:rPr>
+          <w:b/>
+          <w:bCs/>
+        </w:rPr>
+        <w:t>s </w:t>
+      </w:r>
+    </w:p>
+    <w:p>
+      <w:pPr>
+        <w:rPr>
+          <w:b/>
+          <w:bCs/>
+        </w:rPr>
+      </w:pPr>
+    </w:p>
+    <w:p>
+      <w:r>
+        <w:t xml:space="preserve">Le joueur </w:t>
+      </w:r>
+      <w:r>
+        <w:t xml:space="preserve">peut </w:t>
+      </w:r>
+      <w:r>
+        <w:rPr>
+          <w:b/>
+          <w:bCs/>
+        </w:rPr>
+        <w:t>créer des interactions</w:t>
+      </w:r>
+      <w:r>
         <w:t xml:space="preserve"> </w:t>
       </w:r>
       <w:r>
-        <w:rPr>
-          <w:b/>
-          <w:bCs/>
-        </w:rPr>
-        <w:t>Niveau 1</w:t>
-      </w:r>
-      <w:r>
-        <w:rPr>
-          <w:b/>
-          <w:bCs/>
-        </w:rPr>
-        <w:t xml:space="preserve"> -</w:t>
-      </w:r>
-      <w:r>
-        <w:rPr>
-          <w:b/>
-          <w:bCs/>
-        </w:rPr>
-        <w:t xml:space="preserve"> déclin</w:t>
-      </w:r>
-      <w:r>
-        <w:rPr>
-          <w:b/>
-          <w:bCs/>
-        </w:rPr>
-        <w:t xml:space="preserve"> faible</w:t>
-      </w:r>
-      <w:r>
-        <w:rPr>
-          <w:b/>
-          <w:bCs/>
-        </w:rPr>
-        <w:t xml:space="preserve"> (</w:t>
-      </w:r>
-      <w:r>
-        <w:rPr>
-          <w:b/>
-          <w:bCs/>
-        </w:rPr>
-        <w:t>10 interactions échouées)</w:t>
-      </w:r>
-      <w:r>
-        <w:t> : la civilisation fait face à certaines difficultés de développement.</w:t>
-      </w:r>
-    </w:p>
-    <w:p>
-      <w:r>
-        <w:rPr>
-          <w:b/>
-          <w:bCs/>
-        </w:rPr>
-        <w:t>-</w:t>
-      </w:r>
+        <w:t xml:space="preserve">avec les individus de la civilisation. Une bulle au-dessus de leur tête demande parfois </w:t>
+      </w:r>
+      <w:r>
+        <w:rPr>
+          <w:b/>
+          <w:bCs/>
+        </w:rPr>
+        <w:t>un besoin ou un manque</w:t>
+      </w:r>
+      <w:r>
+        <w:t xml:space="preserve">. Le joueur peut utiliser une </w:t>
+      </w:r>
+      <w:r>
+        <w:rPr>
+          <w:b/>
+          <w:bCs/>
+        </w:rPr>
+        <w:t>connaissance déjà débloquée</w:t>
+      </w:r>
+      <w:r>
+        <w:t xml:space="preserve"> qui correspond à ce logo pour combler ce manque.</w:t>
+      </w:r>
+    </w:p>
+    <w:p>
+      <w:r>
+        <w:t xml:space="preserve">Le joueur peut également </w:t>
+      </w:r>
+      <w:r>
+        <w:rPr>
+          <w:b/>
+          <w:bCs/>
+        </w:rPr>
+        <w:t>combiner deux logos</w:t>
+      </w:r>
+      <w:r>
+        <w:rPr>
+          <w:b/>
+          <w:bCs/>
+        </w:rPr>
+        <w:t xml:space="preserve"> technologiques</w:t>
+      </w:r>
+      <w:r>
+        <w:t xml:space="preserve"> de deux individus de la civilisation pour tenter de créer une nouvelle connaissance pertinente et du coup un nouveau logo.</w:t>
+      </w:r>
+    </w:p>
+    <w:p>
+      <w:r>
+        <w:rPr>
+          <w:b/>
+          <w:bCs/>
+          <w:u w:val="single"/>
+        </w:rPr>
+        <w:t>Prérequis pour effectuer une interaction :</w:t>
+      </w:r>
+      <w:r>
+        <w:t xml:space="preserve"> p</w:t>
+      </w:r>
+      <w:r>
+        <w:t>our combiner deux logos technologiques</w:t>
+      </w:r>
+      <w:r>
+        <w:t>,</w:t>
+      </w:r>
+      <w:r>
+        <w:t xml:space="preserve"> il faudra absolument qu’un joueur au minimum soit présent sur l’individu de la civilisation qui a la connaissance A et qu’un autre</w:t>
+      </w:r>
+      <w:r>
+        <w:t xml:space="preserve"> joueur</w:t>
+      </w:r>
+      <w:r>
+        <w:t xml:space="preserve"> soit présent sur l’individu qui a la connaissance B pour observer sur les des deux individus la création de la connaissance C (résultat de la A+B)</w:t>
+      </w:r>
+      <w:r>
+        <w:t>.</w:t>
+      </w:r>
+    </w:p>
+    <w:p>
+      <w:pPr>
+        <w:rPr>
+          <w:b/>
+          <w:bCs/>
+        </w:rPr>
+      </w:pPr>
+    </w:p>
+    <w:p>
+      <w:pPr>
+        <w:rPr>
+          <w:b/>
+          <w:bCs/>
+          <w:i/>
+          <w:iCs/>
+          <w:u w:val="single"/>
+        </w:rPr>
+      </w:pPr>
+      <w:r>
+        <w:rPr>
+          <w:b/>
+          <w:bCs/>
+          <w:i/>
+          <w:iCs/>
+          <w:u w:val="single"/>
+        </w:rPr>
+        <w:t xml:space="preserve">Insérer schéma </w:t>
+      </w:r>
+    </w:p>
+    <w:p>
+      <w:pPr>
+        <w:rPr>
+          <w:b/>
+          <w:bCs/>
+        </w:rPr>
+      </w:pPr>
+    </w:p>
+    <w:p>
+      <w:pPr>
+        <w:rPr>
+          <w:b/>
+          <w:bCs/>
+        </w:rPr>
+      </w:pPr>
+    </w:p>
+    <w:p/>
+    <w:p>
+      <w:pPr>
+        <w:rPr>
+          <w:b/>
+          <w:bCs/>
+        </w:rPr>
+      </w:pPr>
+    </w:p>
+    <w:p>
+      <w:pPr>
+        <w:rPr>
+          <w:b/>
+          <w:bCs/>
+        </w:rPr>
+      </w:pPr>
+    </w:p>
+    <w:p>
+      <w:pPr>
+        <w:rPr>
+          <w:b/>
+          <w:bCs/>
+        </w:rPr>
+      </w:pPr>
+    </w:p>
+    <w:p>
+      <w:pPr>
+        <w:rPr>
+          <w:b/>
+          <w:bCs/>
+        </w:rPr>
+      </w:pPr>
+    </w:p>
+    <w:p>
+      <w:pPr>
+        <w:rPr>
+          <w:b/>
+          <w:bCs/>
+        </w:rPr>
+      </w:pPr>
+      <w:r>
+        <w:rPr>
+          <w:b/>
+          <w:bCs/>
+        </w:rPr>
+        <w:t>LA DECISION CENTRALE</w:t>
+      </w:r>
+    </w:p>
+    <w:p>
+      <w:pPr>
+        <w:rPr>
+          <w:b/>
+          <w:bCs/>
+        </w:rPr>
+      </w:pPr>
+    </w:p>
+    <w:p>
+      <w:r>
+        <w:t>Le joueur doit en permanence tester des interactions qui lui paraissent plausibles en échangeant avec les autres joueurs. Il doit également surveiller le fait de ne pas effectuer trop d’</w:t>
+      </w:r>
+      <w:r>
+        <w:t>interactions échoués qui conduiront à la fin de partie.</w:t>
+      </w:r>
+    </w:p>
+    <w:p>
+      <w:pPr>
+        <w:rPr>
+          <w:b/>
+          <w:bCs/>
+        </w:rPr>
+      </w:pPr>
       <w:r>
         <w:rPr>
           <w:b/>
@@ -1874,257 +1855,29 @@
         </w:rPr>
         <w:t xml:space="preserve"> </w:t>
       </w:r>
-      <w:r>
-        <w:rPr>
-          <w:b/>
-          <w:bCs/>
-        </w:rPr>
-        <w:t xml:space="preserve">Niveau </w:t>
-      </w:r>
-      <w:r>
-        <w:rPr>
-          <w:b/>
-          <w:bCs/>
-        </w:rPr>
-        <w:t>2 -</w:t>
-      </w:r>
-      <w:r>
-        <w:rPr>
-          <w:b/>
-          <w:bCs/>
-        </w:rPr>
-        <w:t xml:space="preserve"> </w:t>
-      </w:r>
-      <w:r>
-        <w:rPr>
-          <w:b/>
-          <w:bCs/>
-        </w:rPr>
-        <w:t>déclin</w:t>
-      </w:r>
-      <w:r>
-        <w:rPr>
-          <w:b/>
-          <w:bCs/>
-        </w:rPr>
-        <w:t xml:space="preserve"> </w:t>
-      </w:r>
-      <w:r>
-        <w:rPr>
-          <w:b/>
-          <w:bCs/>
-        </w:rPr>
-        <w:t>mesuré</w:t>
-      </w:r>
-      <w:r>
-        <w:rPr>
-          <w:b/>
-          <w:bCs/>
-        </w:rPr>
-        <w:t xml:space="preserve"> (</w:t>
-      </w:r>
-      <w:r>
-        <w:rPr>
-          <w:b/>
-          <w:bCs/>
-        </w:rPr>
-        <w:t>2</w:t>
-      </w:r>
-      <w:r>
-        <w:rPr>
-          <w:b/>
-          <w:bCs/>
-        </w:rPr>
-        <w:t>0 interactions échouées) :</w:t>
-      </w:r>
-      <w:r>
-        <w:t xml:space="preserve"> la civilisation fait face à </w:t>
-      </w:r>
-      <w:r>
-        <w:t>de moyennes</w:t>
-      </w:r>
-      <w:r>
-        <w:t xml:space="preserve"> difficultés de développement</w:t>
-      </w:r>
-    </w:p>
-    <w:p>
-      <w:r>
-        <w:rPr>
-          <w:b/>
-          <w:bCs/>
-        </w:rPr>
-        <w:t>-</w:t>
-      </w:r>
-      <w:r>
-        <w:rPr>
-          <w:b/>
-          <w:bCs/>
-        </w:rPr>
-        <w:t xml:space="preserve"> </w:t>
-      </w:r>
-      <w:r>
-        <w:rPr>
-          <w:b/>
-          <w:bCs/>
-        </w:rPr>
-        <w:t xml:space="preserve">Niveau </w:t>
-      </w:r>
-      <w:r>
-        <w:rPr>
-          <w:b/>
-          <w:bCs/>
-        </w:rPr>
-        <w:t>3</w:t>
-      </w:r>
-      <w:r>
-        <w:rPr>
-          <w:b/>
-          <w:bCs/>
-        </w:rPr>
-        <w:t xml:space="preserve"> </w:t>
-      </w:r>
-      <w:r>
-        <w:rPr>
-          <w:b/>
-          <w:bCs/>
-        </w:rPr>
-        <w:t>- déclin</w:t>
-      </w:r>
-      <w:r>
-        <w:rPr>
-          <w:b/>
-          <w:bCs/>
-        </w:rPr>
-        <w:t xml:space="preserve"> </w:t>
-      </w:r>
-      <w:r>
-        <w:rPr>
-          <w:b/>
-          <w:bCs/>
-        </w:rPr>
-        <w:t>important</w:t>
-      </w:r>
-      <w:r>
-        <w:rPr>
-          <w:b/>
-          <w:bCs/>
-        </w:rPr>
-        <w:t xml:space="preserve"> (</w:t>
-      </w:r>
-      <w:r>
-        <w:rPr>
-          <w:b/>
-          <w:bCs/>
-        </w:rPr>
-        <w:t>3</w:t>
-      </w:r>
-      <w:r>
-        <w:rPr>
-          <w:b/>
-          <w:bCs/>
-        </w:rPr>
-        <w:t xml:space="preserve">0 interactions échouées) : </w:t>
-      </w:r>
-      <w:r>
-        <w:t xml:space="preserve">la civilisation fait face à </w:t>
-      </w:r>
-      <w:r>
-        <w:t>de grandes</w:t>
-      </w:r>
-      <w:r>
-        <w:t xml:space="preserve"> difficultés de développement</w:t>
-      </w:r>
-    </w:p>
-    <w:p>
-      <w:r>
-        <w:rPr>
-          <w:b/>
-          <w:bCs/>
-        </w:rPr>
-        <w:t>-</w:t>
-      </w:r>
-      <w:r>
-        <w:rPr>
-          <w:b/>
-          <w:bCs/>
-        </w:rPr>
-        <w:t xml:space="preserve"> </w:t>
-      </w:r>
-      <w:r>
-        <w:rPr>
-          <w:b/>
-          <w:bCs/>
-        </w:rPr>
-        <w:t xml:space="preserve">Niveau </w:t>
-      </w:r>
-      <w:r>
-        <w:rPr>
-          <w:b/>
-          <w:bCs/>
-        </w:rPr>
-        <w:t>4</w:t>
-      </w:r>
-      <w:r>
-        <w:rPr>
-          <w:b/>
-          <w:bCs/>
-        </w:rPr>
-        <w:t xml:space="preserve"> </w:t>
-      </w:r>
-      <w:r>
-        <w:rPr>
-          <w:b/>
-          <w:bCs/>
-        </w:rPr>
-        <w:t>–</w:t>
-      </w:r>
-      <w:r>
-        <w:rPr>
-          <w:b/>
-          <w:bCs/>
-        </w:rPr>
-        <w:t xml:space="preserve"> </w:t>
-      </w:r>
-      <w:r>
-        <w:rPr>
-          <w:b/>
-          <w:bCs/>
-        </w:rPr>
-        <w:t>chute de la civilisation</w:t>
-      </w:r>
-      <w:r>
-        <w:rPr>
-          <w:b/>
-          <w:bCs/>
-        </w:rPr>
-        <w:t xml:space="preserve"> (</w:t>
-      </w:r>
-      <w:r>
-        <w:rPr>
-          <w:b/>
-          <w:bCs/>
-        </w:rPr>
-        <w:t>4</w:t>
-      </w:r>
-      <w:r>
-        <w:rPr>
-          <w:b/>
-          <w:bCs/>
-        </w:rPr>
-        <w:t>0 interactions échouées)</w:t>
-      </w:r>
-      <w:r>
-        <w:t xml:space="preserve"> : la civilisation fait face </w:t>
-      </w:r>
-      <w:r>
-        <w:t>des</w:t>
-      </w:r>
-      <w:r>
-        <w:t xml:space="preserve"> difficultés de développement</w:t>
-      </w:r>
-      <w:r>
-        <w:t xml:space="preserve"> qui lui sont fatales. Ceci déclenche la fin de partie.</w:t>
-      </w:r>
+    </w:p>
+    <w:p>
+      <w:pPr>
+        <w:rPr>
+          <w:b/>
+          <w:bCs/>
+        </w:rPr>
+      </w:pPr>
+      <w:r>
+        <w:rPr>
+          <w:b/>
+          <w:bCs/>
+        </w:rPr>
+        <w:t>REGLES COMPLETES</w:t>
+      </w:r>
+    </w:p>
+    <w:p>
+      <w:pPr>
+        <w:rPr>
+          <w:b/>
+          <w:bCs/>
+        </w:rPr>
+      </w:pPr>
     </w:p>
     <w:p/>
     <w:p/>
@@ -2141,171 +1894,51 @@
           <w:b/>
           <w:bCs/>
         </w:rPr>
-        <w:t xml:space="preserve">Interactions &amp; </w:t>
-      </w:r>
-      <w:r>
-        <w:rPr>
-          <w:b/>
-          <w:bCs/>
-        </w:rPr>
-        <w:t>connaissance</w:t>
-      </w:r>
-      <w:r>
-        <w:rPr>
-          <w:b/>
-          <w:bCs/>
-        </w:rPr>
-        <w:t>s </w:t>
-      </w:r>
-    </w:p>
-    <w:p>
-      <w:pPr>
-        <w:rPr>
-          <w:b/>
-          <w:bCs/>
-        </w:rPr>
-      </w:pPr>
-    </w:p>
-    <w:p>
-      <w:r>
-        <w:t xml:space="preserve">Le joueur </w:t>
-      </w:r>
-      <w:r>
-        <w:t xml:space="preserve">peut </w:t>
-      </w:r>
-      <w:r>
-        <w:rPr>
-          <w:b/>
-          <w:bCs/>
-        </w:rPr>
-        <w:t>créer des interactions</w:t>
-      </w:r>
-      <w:r>
+        <w:t>CO</w:t>
+      </w:r>
+      <w:r>
+        <w:rPr>
+          <w:b/>
+          <w:bCs/>
+        </w:rPr>
+        <w:t>NDITIONS DE VICTOIRES ET DE DEFAITES</w:t>
+      </w:r>
+    </w:p>
+    <w:p>
+      <w:pPr>
+        <w:rPr>
+          <w:b/>
+          <w:bCs/>
+        </w:rPr>
+      </w:pPr>
+    </w:p>
+    <w:p>
+      <w:pPr>
+        <w:rPr>
+          <w:b/>
+          <w:bCs/>
+        </w:rPr>
+      </w:pPr>
+      <w:r>
+        <w:t>-</w:t>
+      </w:r>
+      <w:r>
+        <w:rPr>
+          <w:b/>
+          <w:bCs/>
+        </w:rPr>
         <w:t xml:space="preserve"> </w:t>
       </w:r>
       <w:r>
-        <w:t xml:space="preserve">avec les individus de la civilisation. Une bulle au-dessus de leur tête demande parfois </w:t>
-      </w:r>
-      <w:r>
-        <w:rPr>
-          <w:b/>
-          <w:bCs/>
-        </w:rPr>
-        <w:t>un besoin ou un manque</w:t>
-      </w:r>
-      <w:r>
-        <w:t xml:space="preserve">. Le joueur peut utiliser une </w:t>
-      </w:r>
-      <w:r>
-        <w:rPr>
-          <w:b/>
-          <w:bCs/>
-        </w:rPr>
-        <w:t>connaissance déjà débloquée</w:t>
-      </w:r>
-      <w:r>
-        <w:t xml:space="preserve"> qui correspond à ce logo pour combler ce manque.</w:t>
-      </w:r>
-    </w:p>
-    <w:p>
-      <w:r>
-        <w:t xml:space="preserve">Le joueur peut également </w:t>
-      </w:r>
-      <w:r>
-        <w:rPr>
-          <w:b/>
-          <w:bCs/>
-        </w:rPr>
-        <w:t>combiner deux logos</w:t>
-      </w:r>
-      <w:r>
-        <w:t xml:space="preserve"> de deux individus de la civilisation pour tenter de créer une nouvelle connaissance pertinente et du coup un nouveau logo.</w:t>
-      </w:r>
-    </w:p>
-    <w:p>
-      <w:pPr>
-        <w:rPr>
-          <w:b/>
-          <w:bCs/>
-        </w:rPr>
-      </w:pPr>
-    </w:p>
-    <w:p>
-      <w:pPr>
-        <w:rPr>
-          <w:b/>
-          <w:bCs/>
-          <w:i/>
-          <w:iCs/>
-          <w:u w:val="single"/>
-        </w:rPr>
-      </w:pPr>
-      <w:r>
-        <w:rPr>
-          <w:b/>
-          <w:bCs/>
-          <w:i/>
-          <w:iCs/>
-          <w:u w:val="single"/>
-        </w:rPr>
-        <w:t xml:space="preserve">Insérer schéma </w:t>
-      </w:r>
-    </w:p>
-    <w:p>
-      <w:pPr>
-        <w:rPr>
-          <w:b/>
-          <w:bCs/>
-        </w:rPr>
-      </w:pPr>
-    </w:p>
-    <w:p>
-      <w:pPr>
-        <w:rPr>
-          <w:b/>
-          <w:bCs/>
-        </w:rPr>
-      </w:pPr>
-    </w:p>
-    <w:p/>
-    <w:p>
-      <w:pPr>
-        <w:rPr>
-          <w:b/>
-          <w:bCs/>
-        </w:rPr>
-      </w:pPr>
-      <w:r>
-        <w:rPr>
-          <w:b/>
-          <w:bCs/>
-        </w:rPr>
-        <w:t>LA DECISION CENTRALE</w:t>
-      </w:r>
-    </w:p>
-    <w:p>
-      <w:pPr>
-        <w:rPr>
-          <w:b/>
-          <w:bCs/>
-        </w:rPr>
-      </w:pPr>
-    </w:p>
-    <w:p>
-      <w:r>
-        <w:t>Le joueur doit en permanence tester des interactions qui lui paraissent plausibles en échangeant avec les autres joueurs. Il doit également surveiller le fait de ne pas effectuer trop d’</w:t>
-      </w:r>
-      <w:r>
-        <w:t>interactions échoués qui conduiront à la fin de partie.</w:t>
-      </w:r>
-    </w:p>
-    <w:p>
-      <w:pPr>
-        <w:rPr>
-          <w:b/>
-          <w:bCs/>
-        </w:rPr>
-      </w:pPr>
+        <w:rPr>
+          <w:b/>
+          <w:bCs/>
+        </w:rPr>
+        <w:t xml:space="preserve">Conditions de victoire : </w:t>
+      </w:r>
+      <w:r>
+        <w:t>faires évoluer la civilisation afin de</w:t>
+      </w:r>
       <w:r>
         <w:rPr>
           <w:b/>
@@ -2313,68 +1946,22 @@
         </w:rPr>
         <w:t xml:space="preserve"> </w:t>
       </w:r>
-    </w:p>
-    <w:p>
-      <w:pPr>
-        <w:rPr>
-          <w:b/>
-          <w:bCs/>
-        </w:rPr>
-      </w:pPr>
-      <w:r>
-        <w:rPr>
-          <w:b/>
-          <w:bCs/>
-        </w:rPr>
-        <w:t>REGLES COMPLETES</w:t>
-      </w:r>
-    </w:p>
-    <w:p>
-      <w:pPr>
-        <w:rPr>
-          <w:b/>
-          <w:bCs/>
-        </w:rPr>
-      </w:pPr>
-    </w:p>
-    <w:p/>
-    <w:p/>
-    <w:p/>
-    <w:p>
-      <w:pPr>
-        <w:rPr>
-          <w:b/>
-          <w:bCs/>
-        </w:rPr>
-      </w:pPr>
-      <w:r>
-        <w:rPr>
-          <w:b/>
-          <w:bCs/>
-        </w:rPr>
-        <w:t>CO</w:t>
-      </w:r>
-      <w:r>
-        <w:rPr>
-          <w:b/>
-          <w:bCs/>
-        </w:rPr>
-        <w:t>NDITIONS DE VICTOIRES ET DE DEFAITES</w:t>
-      </w:r>
-    </w:p>
-    <w:p>
-      <w:pPr>
-        <w:rPr>
-          <w:b/>
-          <w:bCs/>
-        </w:rPr>
-      </w:pPr>
-    </w:p>
-    <w:p>
-      <w:pPr>
-        <w:rPr>
-          <w:b/>
-          <w:bCs/>
+      <w:r>
+        <w:t>découvrir toutes les connaissances propres à celle-ci. Cela sera traduit par un pourcentage de complétion qui atteindra le maximum.</w:t>
+      </w:r>
+    </w:p>
+    <w:p>
+      <w:pPr>
+        <w:rPr>
+          <w:b/>
+          <w:bCs/>
+        </w:rPr>
+      </w:pPr>
+    </w:p>
+    <w:p>
+      <w:pPr>
+        <w:rPr>
+          <w:lang w:eastAsia="en-US"/>
         </w:rPr>
       </w:pPr>
       <w:r>
@@ -2392,10 +1979,20 @@
           <w:b/>
           <w:bCs/>
         </w:rPr>
-        <w:t xml:space="preserve">Conditions de victoire : </w:t>
-      </w:r>
-      <w:r>
-        <w:t>faires évoluer la civilisation afin de</w:t>
+        <w:t>Conditions de défaite</w:t>
+      </w:r>
+      <w:r>
+        <w:rPr>
+          <w:b/>
+          <w:bCs/>
+        </w:rPr>
+        <w:t xml:space="preserve"> : </w:t>
+      </w:r>
+      <w:r>
+        <w:t xml:space="preserve">toutes les </w:t>
+      </w:r>
+      <w:r>
+        <w:t>interactions échouées provoqueront des non connaissances qui ne seront pas pénalisantes pour les joueurs de la partie.</w:t>
       </w:r>
       <w:r>
         <w:rPr>
@@ -2403,74 +2000,6 @@
           <w:bCs/>
         </w:rPr>
         <w:t xml:space="preserve"> </w:t>
-      </w:r>
-      <w:r>
-        <w:t>découvrir toutes les connaissances propres à celle-ci. Cela sera traduit par un pourcentage de complétion qui atteindra le maximum.</w:t>
-      </w:r>
-    </w:p>
-    <w:p>
-      <w:pPr>
-        <w:rPr>
-          <w:b/>
-          <w:bCs/>
-        </w:rPr>
-      </w:pPr>
-    </w:p>
-    <w:p>
-      <w:pPr>
-        <w:rPr>
-          <w:lang w:eastAsia="en-US"/>
-        </w:rPr>
-      </w:pPr>
-      <w:r>
-        <w:t>-</w:t>
-      </w:r>
-      <w:r>
-        <w:rPr>
-          <w:b/>
-          <w:bCs/>
-        </w:rPr>
-        <w:t xml:space="preserve"> </w:t>
-      </w:r>
-      <w:r>
-        <w:rPr>
-          <w:b/>
-          <w:bCs/>
-        </w:rPr>
-        <w:t xml:space="preserve">Conditions de défaite : </w:t>
-      </w:r>
-      <w:r>
-        <w:t xml:space="preserve">Avoir cumulé plusieurs interactions échouées qui entraines le déclin </w:t>
-      </w:r>
-      <w:r>
-        <w:t>civilisationnel</w:t>
-      </w:r>
-      <w:r>
-        <w:t xml:space="preserve"> et donc la fin de la partie. Si le déclin de la civilisation a eu lieu, un </w:t>
-      </w:r>
-      <w:r>
-        <w:rPr>
-          <w:lang w:eastAsia="en-US"/>
-        </w:rPr>
-        <w:t>pourcentage de complétion est</w:t>
-      </w:r>
-      <w:r>
-        <w:rPr>
-          <w:lang w:eastAsia="en-US"/>
-        </w:rPr>
-        <w:t xml:space="preserve"> quand même</w:t>
-      </w:r>
-      <w:r>
-        <w:rPr>
-          <w:lang w:eastAsia="en-US"/>
-        </w:rPr>
-        <w:t xml:space="preserve"> donné en fin de partie</w:t>
-      </w:r>
-      <w:r>
-        <w:rPr>
-          <w:lang w:eastAsia="en-US"/>
-        </w:rPr>
-        <w:t>.</w:t>
       </w:r>
     </w:p>
     <w:p>

--- a/WorkJo.docx
+++ b/WorkJo.docx
@@ -5,23 +5,46 @@
     <w:p>
       <w:pPr>
         <w:rPr>
-          <w:lang w:eastAsia="en-US"/>
-        </w:rPr>
-      </w:pPr>
-    </w:p>
-    <w:p>
-      <w:pPr>
-        <w:rPr>
-          <w:b/>
-          <w:bCs/>
-        </w:rPr>
-      </w:pPr>
-      <w:r>
-        <w:rPr>
-          <w:b/>
-          <w:bCs/>
-        </w:rPr>
-        <w:t>GAMEPLAY</w:t>
+          <w:b/>
+          <w:bCs/>
+        </w:rPr>
+      </w:pPr>
+      <w:r>
+        <w:rPr>
+          <w:b/>
+          <w:bCs/>
+        </w:rPr>
+        <w:t xml:space="preserve">4 - </w:t>
+      </w:r>
+      <w:r>
+        <w:rPr>
+          <w:b/>
+          <w:bCs/>
+        </w:rPr>
+        <w:t>CORE LOOP</w:t>
+      </w:r>
+    </w:p>
+    <w:p>
+      <w:pPr>
+        <w:rPr>
+          <w:b/>
+          <w:bCs/>
+        </w:rPr>
+      </w:pPr>
+    </w:p>
+    <w:p>
+      <w:pPr>
+        <w:rPr>
+          <w:b/>
+          <w:bCs/>
+        </w:rPr>
+      </w:pPr>
+      <w:r>
+        <w:rPr>
+          <w:b/>
+          <w:bCs/>
+        </w:rPr>
+        <w:t>A) Gameplay &amp; les 3C</w:t>
       </w:r>
     </w:p>
     <w:p>
@@ -154,29 +177,6 @@
     <w:p>
       <w:pPr>
         <w:rPr>
-          <w:lang w:eastAsia="en-US"/>
-        </w:rPr>
-      </w:pPr>
-    </w:p>
-    <w:p>
-      <w:pPr>
-        <w:rPr>
-          <w:b/>
-          <w:bCs/>
-          <w:lang w:eastAsia="en-US"/>
-        </w:rPr>
-      </w:pPr>
-      <w:r>
-        <w:rPr>
-          <w:b/>
-          <w:bCs/>
-        </w:rPr>
-        <w:t>LES 3C :</w:t>
-      </w:r>
-    </w:p>
-    <w:p>
-      <w:pPr>
-        <w:rPr>
           <w:b/>
           <w:bCs/>
           <w:lang w:eastAsia="en-US"/>
@@ -269,7 +269,19 @@
         <w:rPr>
           <w:lang w:eastAsia="en-US"/>
         </w:rPr>
-        <w:t xml:space="preserve"> observe en directe la civilisation</w:t>
+        <w:t xml:space="preserve"> observe en directe l</w:t>
+      </w:r>
+      <w:r>
+        <w:rPr>
+          <w:lang w:eastAsia="en-US"/>
+        </w:rPr>
+        <w:t>’évolution de la</w:t>
+      </w:r>
+      <w:r>
+        <w:rPr>
+          <w:lang w:eastAsia="en-US"/>
+        </w:rPr>
+        <w:t xml:space="preserve"> civilisation</w:t>
       </w:r>
       <w:r>
         <w:rPr>
@@ -423,7 +435,19 @@
         <w:rPr>
           <w:lang w:eastAsia="en-US"/>
         </w:rPr>
-        <w:t xml:space="preserve">. Le joueur à accès également à des évènements qui se font hors champs de caméra. Cela permet au joueur d’identifier la localisation précise de ces derniers </w:t>
+        <w:t>. Le joueur à accès également à des évènements qui se font hors champs de caméra. Cela permet au joueur d’identifier la localisation précise de ces derniers</w:t>
+      </w:r>
+      <w:r>
+        <w:rPr>
+          <w:lang w:eastAsia="en-US"/>
+        </w:rPr>
+        <w:t>.</w:t>
+      </w:r>
+      <w:r>
+        <w:rPr>
+          <w:lang w:eastAsia="en-US"/>
+        </w:rPr>
+        <w:t xml:space="preserve"> </w:t>
       </w:r>
     </w:p>
     <w:p>
@@ -513,39 +537,90 @@
         </w:rPr>
         <w:t xml:space="preserve"> </w:t>
       </w:r>
+      <w:r>
+        <w:rPr>
+          <w:lang w:eastAsia="en-US"/>
+        </w:rPr>
+        <w:t>Ses déplacements</w:t>
+      </w:r>
+      <w:r>
+        <w:rPr>
+          <w:lang w:eastAsia="en-US"/>
+        </w:rPr>
+        <w:t xml:space="preserve"> sont lents et il met du temps pour alle</w:t>
+      </w:r>
+      <w:r>
+        <w:rPr>
+          <w:lang w:eastAsia="en-US"/>
+        </w:rPr>
+        <w:t>r d’un bout à l’autre de la planète.</w:t>
+      </w:r>
+      <w:r>
+        <w:rPr>
+          <w:lang w:eastAsia="en-US"/>
+        </w:rPr>
+        <w:t xml:space="preserve"> </w:t>
+      </w:r>
+    </w:p>
+    <w:p>
+      <w:pPr>
+        <w:rPr>
+          <w:lang w:eastAsia="en-US"/>
+        </w:rPr>
+      </w:pPr>
+    </w:p>
+    <w:p>
+      <w:pPr>
+        <w:rPr>
+          <w:lang w:eastAsia="en-US"/>
+        </w:rPr>
+      </w:pPr>
+      <w:r>
+        <w:rPr>
+          <w:lang w:eastAsia="en-US"/>
+        </w:rPr>
+        <w:t>-</w:t>
+      </w:r>
+      <w:r>
+        <w:rPr>
+          <w:lang w:eastAsia="en-US"/>
+        </w:rPr>
+        <w:t xml:space="preserve"> </w:t>
+      </w:r>
+      <w:r>
+        <w:rPr>
+          <w:lang w:eastAsia="en-US"/>
+        </w:rPr>
+        <w:t xml:space="preserve">Déplacement de l’écran sur l’axe X et Y de la carte : </w:t>
+      </w:r>
       <w:proofErr w:type="gramStart"/>
       <w:r>
         <w:rPr>
           <w:lang w:eastAsia="en-US"/>
         </w:rPr>
-        <w:t>Ses déplacement</w:t>
+        <w:t>Z,Q</w:t>
       </w:r>
       <w:proofErr w:type="gramEnd"/>
       <w:r>
         <w:rPr>
           <w:lang w:eastAsia="en-US"/>
         </w:rPr>
-        <w:t xml:space="preserve"> sont lents et il met du temps pour alle</w:t>
-      </w:r>
-      <w:r>
-        <w:rPr>
-          <w:lang w:eastAsia="en-US"/>
-        </w:rPr>
-        <w:t>r d’un bout à l’autre de la planète.</w:t>
-      </w:r>
-      <w:r>
-        <w:rPr>
-          <w:lang w:eastAsia="en-US"/>
-        </w:rPr>
-        <w:t xml:space="preserve"> </w:t>
-      </w:r>
-    </w:p>
-    <w:p>
-      <w:pPr>
-        <w:rPr>
-          <w:lang w:eastAsia="en-US"/>
-        </w:rPr>
-      </w:pPr>
+        <w:t>,</w:t>
+      </w:r>
+      <w:proofErr w:type="gramStart"/>
+      <w:r>
+        <w:rPr>
+          <w:lang w:eastAsia="en-US"/>
+        </w:rPr>
+        <w:t>S,D</w:t>
+      </w:r>
+      <w:proofErr w:type="gramEnd"/>
+      <w:r>
+        <w:rPr>
+          <w:lang w:eastAsia="en-US"/>
+        </w:rPr>
+        <w:t xml:space="preserve"> ou flèches directionnelles</w:t>
+      </w:r>
     </w:p>
     <w:p>
       <w:pPr>
@@ -569,35 +644,19 @@
         <w:rPr>
           <w:lang w:eastAsia="en-US"/>
         </w:rPr>
-        <w:t xml:space="preserve">Déplacement de l’écran sur l’axe X et Y de la carte : </w:t>
-      </w:r>
-      <w:proofErr w:type="gramStart"/>
-      <w:r>
-        <w:rPr>
-          <w:lang w:eastAsia="en-US"/>
-        </w:rPr>
-        <w:t>Z,Q</w:t>
-      </w:r>
-      <w:proofErr w:type="gramEnd"/>
-      <w:r>
-        <w:rPr>
-          <w:lang w:eastAsia="en-US"/>
-        </w:rPr>
-        <w:t>,</w:t>
-      </w:r>
-      <w:proofErr w:type="gramStart"/>
-      <w:r>
-        <w:rPr>
-          <w:lang w:eastAsia="en-US"/>
-        </w:rPr>
-        <w:t>S,D</w:t>
-      </w:r>
-      <w:proofErr w:type="gramEnd"/>
-      <w:r>
-        <w:rPr>
-          <w:lang w:eastAsia="en-US"/>
-        </w:rPr>
-        <w:t xml:space="preserve"> ou flèches directionnelles</w:t>
+        <w:t>Interaction </w:t>
+      </w:r>
+      <w:r>
+        <w:rPr>
+          <w:lang w:eastAsia="en-US"/>
+        </w:rPr>
+        <w:t xml:space="preserve">avec un élément de la civilisation /sélection </w:t>
+      </w:r>
+      <w:r>
+        <w:rPr>
+          <w:lang w:eastAsia="en-US"/>
+        </w:rPr>
+        <w:t>: clic gauche de la souris</w:t>
       </w:r>
     </w:p>
     <w:p>
@@ -622,19 +681,19 @@
         <w:rPr>
           <w:lang w:eastAsia="en-US"/>
         </w:rPr>
-        <w:t>Interaction </w:t>
-      </w:r>
-      <w:r>
-        <w:rPr>
-          <w:lang w:eastAsia="en-US"/>
-        </w:rPr>
-        <w:t xml:space="preserve">avec un élément de la civilisation /sélection </w:t>
-      </w:r>
-      <w:r>
-        <w:rPr>
-          <w:lang w:eastAsia="en-US"/>
-        </w:rPr>
-        <w:t>: clic gauche de la souris</w:t>
+        <w:t>Zoomer </w:t>
+      </w:r>
+      <w:r>
+        <w:rPr>
+          <w:lang w:eastAsia="en-US"/>
+        </w:rPr>
+        <w:t xml:space="preserve">sur la carte </w:t>
+      </w:r>
+      <w:r>
+        <w:rPr>
+          <w:lang w:eastAsia="en-US"/>
+        </w:rPr>
+        <w:t>: molette de la souris</w:t>
       </w:r>
     </w:p>
     <w:p>
@@ -659,43 +718,6 @@
         <w:rPr>
           <w:lang w:eastAsia="en-US"/>
         </w:rPr>
-        <w:t>Zoomer </w:t>
-      </w:r>
-      <w:r>
-        <w:rPr>
-          <w:lang w:eastAsia="en-US"/>
-        </w:rPr>
-        <w:t xml:space="preserve">sur la carte </w:t>
-      </w:r>
-      <w:r>
-        <w:rPr>
-          <w:lang w:eastAsia="en-US"/>
-        </w:rPr>
-        <w:t>: molette de la souris</w:t>
-      </w:r>
-    </w:p>
-    <w:p>
-      <w:pPr>
-        <w:rPr>
-          <w:lang w:eastAsia="en-US"/>
-        </w:rPr>
-      </w:pPr>
-      <w:r>
-        <w:rPr>
-          <w:lang w:eastAsia="en-US"/>
-        </w:rPr>
-        <w:t>-</w:t>
-      </w:r>
-      <w:r>
-        <w:rPr>
-          <w:lang w:eastAsia="en-US"/>
-        </w:rPr>
-        <w:t xml:space="preserve"> </w:t>
-      </w:r>
-      <w:r>
-        <w:rPr>
-          <w:lang w:eastAsia="en-US"/>
-        </w:rPr>
         <w:t xml:space="preserve">N : ouverture /fermeture du carnet de </w:t>
       </w:r>
       <w:r>
@@ -724,22 +746,29 @@
           <w:lang w:eastAsia="en-US"/>
         </w:rPr>
       </w:pPr>
+    </w:p>
+    <w:p>
+      <w:pPr>
+        <w:rPr>
+          <w:lang w:eastAsia="en-US"/>
+        </w:rPr>
+      </w:pPr>
       <w:r>
         <w:rPr>
           <w:noProof/>
         </w:rPr>
         <w:drawing>
-          <wp:anchor distT="0" distB="0" distL="114300" distR="114300" simplePos="0" relativeHeight="251660288" behindDoc="0" locked="0" layoutInCell="1" allowOverlap="1" wp14:anchorId="183BF086" wp14:editId="4459B6D9">
+          <wp:anchor distT="0" distB="0" distL="114300" distR="114300" simplePos="0" relativeHeight="251660288" behindDoc="0" locked="0" layoutInCell="1" allowOverlap="1" wp14:anchorId="183BF086" wp14:editId="1BF5BDD1">
             <wp:simplePos x="0" y="0"/>
             <wp:positionH relativeFrom="column">
-              <wp:posOffset>-881108</wp:posOffset>
+              <wp:posOffset>-899795</wp:posOffset>
             </wp:positionH>
             <wp:positionV relativeFrom="paragraph">
-              <wp:posOffset>224246</wp:posOffset>
+              <wp:posOffset>173990</wp:posOffset>
             </wp:positionV>
-            <wp:extent cx="7620000" cy="1690530"/>
-            <wp:effectExtent l="0" t="0" r="0" b="5080"/>
-            <wp:wrapNone/>
+            <wp:extent cx="7613015" cy="1688465"/>
+            <wp:effectExtent l="0" t="0" r="6985" b="6985"/>
+            <wp:wrapTopAndBottom/>
             <wp:docPr id="1638707631" name="Image 1"/>
             <wp:cNvGraphicFramePr>
               <a:graphicFrameLocks xmlns:a="http://schemas.openxmlformats.org/drawingml/2006/main" noChangeAspect="1"/>
@@ -769,7 +798,7 @@
                   <pic:spPr bwMode="auto">
                     <a:xfrm>
                       <a:off x="0" y="0"/>
-                      <a:ext cx="7620000" cy="1690530"/>
+                      <a:ext cx="7613015" cy="1688465"/>
                     </a:xfrm>
                     <a:prstGeom prst="rect">
                       <a:avLst/>
@@ -792,97 +821,58 @@
         </w:drawing>
       </w:r>
     </w:p>
-    <w:p>
-      <w:pPr>
-        <w:rPr>
-          <w:lang w:eastAsia="en-US"/>
-        </w:rPr>
-      </w:pPr>
-    </w:p>
-    <w:p>
-      <w:pPr>
-        <w:rPr>
-          <w:lang w:eastAsia="en-US"/>
-        </w:rPr>
-      </w:pPr>
-    </w:p>
-    <w:p>
-      <w:pPr>
-        <w:rPr>
-          <w:lang w:eastAsia="en-US"/>
-        </w:rPr>
-      </w:pPr>
-    </w:p>
-    <w:p>
-      <w:pPr>
-        <w:rPr>
-          <w:lang w:eastAsia="en-US"/>
-        </w:rPr>
-      </w:pPr>
-    </w:p>
-    <w:p>
-      <w:pPr>
-        <w:rPr>
-          <w:b/>
-          <w:bCs/>
-        </w:rPr>
-      </w:pPr>
-    </w:p>
-    <w:p>
-      <w:pPr>
-        <w:rPr>
-          <w:b/>
-          <w:bCs/>
-        </w:rPr>
-      </w:pPr>
-      <w:r>
-        <w:rPr>
-          <w:b/>
-          <w:bCs/>
-        </w:rPr>
-        <w:t>CORE LOOP</w:t>
-      </w:r>
-    </w:p>
-    <w:p>
-      <w:pPr>
-        <w:rPr>
-          <w:b/>
-          <w:bCs/>
-        </w:rPr>
-      </w:pPr>
-    </w:p>
-    <w:p>
-      <w:r>
-        <w:rPr>
+    <w:p/>
+    <w:p/>
+    <w:p>
+      <w:pPr>
+        <w:rPr>
+          <w:b/>
+          <w:bCs/>
+        </w:rPr>
+      </w:pPr>
+      <w:r>
+        <w:rPr>
+          <w:b/>
+          <w:bCs/>
+        </w:rPr>
+        <w:lastRenderedPageBreak/>
+        <w:t>B</w:t>
+      </w:r>
+      <w:r>
+        <w:rPr>
+          <w:b/>
+          <w:bCs/>
+        </w:rPr>
+        <w:t xml:space="preserve">) </w:t>
+      </w:r>
+      <w:r>
+        <w:rPr>
+          <w:b/>
+          <w:bCs/>
+        </w:rPr>
+        <w:t>Boucles micro et macro</w:t>
+      </w:r>
+    </w:p>
+    <w:p>
+      <w:r>
+        <w:rPr>
+          <w:b/>
+          <w:bCs/>
           <w:noProof/>
-          <w:color w:val="000000" w:themeColor="text1"/>
-          <w:sz w:val="14"/>
-          <w:szCs w:val="14"/>
-          <w14:shadow w14:blurRad="38100" w14:dist="19050" w14:dir="2700000" w14:sx="100000" w14:sy="100000" w14:kx="0" w14:ky="0" w14:algn="tl">
-            <w14:schemeClr w14:val="dk1">
-              <w14:alpha w14:val="60000"/>
-            </w14:schemeClr>
-          </w14:shadow>
-          <w14:textOutline w14:w="0" w14:cap="flat" w14:cmpd="sng" w14:algn="ctr">
-            <w14:noFill/>
-            <w14:prstDash w14:val="solid"/>
-            <w14:round/>
-          </w14:textOutline>
-        </w:rPr>
-        <w:lastRenderedPageBreak/>
+        </w:rPr>
         <w:drawing>
-          <wp:anchor distT="0" distB="0" distL="114300" distR="114300" simplePos="0" relativeHeight="251659264" behindDoc="1" locked="0" layoutInCell="1" allowOverlap="1" wp14:anchorId="30CD7933" wp14:editId="50E370DB">
+          <wp:anchor distT="0" distB="0" distL="114300" distR="114300" simplePos="0" relativeHeight="251661312" behindDoc="0" locked="0" layoutInCell="1" allowOverlap="1" wp14:anchorId="39765C72" wp14:editId="089C0558">
             <wp:simplePos x="0" y="0"/>
             <wp:positionH relativeFrom="column">
-              <wp:posOffset>1337945</wp:posOffset>
+              <wp:posOffset>1325245</wp:posOffset>
             </wp:positionH>
             <wp:positionV relativeFrom="paragraph">
-              <wp:posOffset>603250</wp:posOffset>
+              <wp:posOffset>681355</wp:posOffset>
             </wp:positionV>
-            <wp:extent cx="2924175" cy="1939290"/>
-            <wp:effectExtent l="0" t="0" r="9525" b="3810"/>
+            <wp:extent cx="2825115" cy="2262505"/>
+            <wp:effectExtent l="0" t="0" r="0" b="4445"/>
             <wp:wrapTopAndBottom/>
-            <wp:docPr id="1526906333" name="Image 4"/>
+            <wp:docPr id="1691702572" name="Image 1"/>
             <wp:cNvGraphicFramePr>
               <a:graphicFrameLocks xmlns:a="http://schemas.openxmlformats.org/drawingml/2006/main" noChangeAspect="1"/>
             </wp:cNvGraphicFramePr>
@@ -895,15 +885,15 @@
                       <a:picLocks noChangeAspect="1" noChangeArrowheads="1"/>
                     </pic:cNvPicPr>
                   </pic:nvPicPr>
-                  <pic:blipFill>
-                    <a:blip r:embed="rId5">
+                  <pic:blipFill rotWithShape="1">
+                    <a:blip r:embed="rId5" cstate="print">
                       <a:extLst>
                         <a:ext uri="{28A0092B-C50C-407E-A947-70E740481C1C}">
                           <a14:useLocalDpi xmlns:a14="http://schemas.microsoft.com/office/drawing/2010/main" val="0"/>
                         </a:ext>
                       </a:extLst>
                     </a:blip>
-                    <a:srcRect/>
+                    <a:srcRect l="15055" t="11188" r="13747" b="8147"/>
                     <a:stretch>
                       <a:fillRect/>
                     </a:stretch>
@@ -911,7 +901,7 @@
                   <pic:spPr bwMode="auto">
                     <a:xfrm>
                       <a:off x="0" y="0"/>
-                      <a:ext cx="2924175" cy="1939290"/>
+                      <a:ext cx="2825115" cy="2262505"/>
                     </a:xfrm>
                     <a:prstGeom prst="rect">
                       <a:avLst/>
@@ -920,6 +910,11 @@
                     <a:ln>
                       <a:noFill/>
                     </a:ln>
+                    <a:extLst>
+                      <a:ext uri="{53640926-AAD7-44D8-BBD7-CCE9431645EC}">
+                        <a14:shadowObscured xmlns:a14="http://schemas.microsoft.com/office/drawing/2010/main"/>
+                      </a:ext>
+                    </a:extLst>
                   </pic:spPr>
                 </pic:pic>
               </a:graphicData>
@@ -1060,43 +1055,19 @@
         <w:rPr>
           <w:lang w:eastAsia="en-US"/>
         </w:rPr>
-        <w:t>S</w:t>
-      </w:r>
-      <w:r>
-        <w:rPr>
-          <w:lang w:eastAsia="en-US"/>
-        </w:rPr>
-        <w:t xml:space="preserve">i l’interaction </w:t>
-      </w:r>
-      <w:r>
-        <w:rPr>
-          <w:lang w:eastAsia="en-US"/>
-        </w:rPr>
-        <w:t>réussi ou elle échoue elle offrira toujours la possibilité d’une nouvelle observation.</w:t>
-      </w:r>
-      <w:r>
-        <w:rPr>
-          <w:lang w:eastAsia="en-US"/>
-        </w:rPr>
-        <w:t xml:space="preserve"> </w:t>
-      </w:r>
-    </w:p>
-    <w:p>
-      <w:pPr>
-        <w:rPr>
-          <w:lang w:eastAsia="en-US"/>
-        </w:rPr>
-      </w:pPr>
-    </w:p>
-    <w:p>
-      <w:pPr>
-        <w:jc w:val="center"/>
-        <w:rPr>
-          <w:b/>
-          <w:bCs/>
-          <w:sz w:val="18"/>
-          <w:szCs w:val="18"/>
-          <w:u w:val="single"/>
+        <w:t>Si l’interaction réussi ou elle échoue elle offrira toujours la possibilité d’une nouvelle observation.</w:t>
+      </w:r>
+      <w:r>
+        <w:rPr>
+          <w:lang w:eastAsia="en-US"/>
+        </w:rPr>
+        <w:t xml:space="preserve"> </w:t>
+      </w:r>
+    </w:p>
+    <w:p>
+      <w:pPr>
+        <w:rPr>
+          <w:lang w:eastAsia="en-US"/>
         </w:rPr>
       </w:pPr>
       <w:r>
@@ -1119,18 +1090,18 @@
           </w14:textOutline>
         </w:rPr>
         <w:drawing>
-          <wp:anchor distT="0" distB="0" distL="114300" distR="114300" simplePos="0" relativeHeight="251658240" behindDoc="0" locked="0" layoutInCell="1" allowOverlap="1" wp14:anchorId="73BD859B" wp14:editId="5938774E">
+          <wp:anchor distT="0" distB="0" distL="114300" distR="114300" simplePos="0" relativeHeight="251662336" behindDoc="0" locked="0" layoutInCell="1" allowOverlap="1" wp14:anchorId="23061B9D" wp14:editId="6674AF8F">
             <wp:simplePos x="0" y="0"/>
             <wp:positionH relativeFrom="column">
-              <wp:posOffset>1000760</wp:posOffset>
+              <wp:posOffset>1024255</wp:posOffset>
             </wp:positionH>
             <wp:positionV relativeFrom="paragraph">
-              <wp:posOffset>192405</wp:posOffset>
+              <wp:posOffset>184150</wp:posOffset>
             </wp:positionV>
-            <wp:extent cx="3691255" cy="3206115"/>
-            <wp:effectExtent l="0" t="0" r="4445" b="0"/>
+            <wp:extent cx="3495040" cy="4019550"/>
+            <wp:effectExtent l="0" t="0" r="0" b="0"/>
             <wp:wrapTopAndBottom/>
-            <wp:docPr id="691191268" name="Image 5"/>
+            <wp:docPr id="596642469" name="Image 2"/>
             <wp:cNvGraphicFramePr>
               <a:graphicFrameLocks xmlns:a="http://schemas.openxmlformats.org/drawingml/2006/main" noChangeAspect="1"/>
             </wp:cNvGraphicFramePr>
@@ -1138,12 +1109,12 @@
               <a:graphicData uri="http://schemas.openxmlformats.org/drawingml/2006/picture">
                 <pic:pic xmlns:pic="http://schemas.openxmlformats.org/drawingml/2006/picture">
                   <pic:nvPicPr>
-                    <pic:cNvPr id="0" name="Picture 2"/>
+                    <pic:cNvPr id="0" name="Picture 4"/>
                     <pic:cNvPicPr>
                       <a:picLocks noChangeAspect="1" noChangeArrowheads="1"/>
                     </pic:cNvPicPr>
                   </pic:nvPicPr>
-                  <pic:blipFill>
+                  <pic:blipFill rotWithShape="1">
                     <a:blip r:embed="rId6" cstate="print">
                       <a:extLst>
                         <a:ext uri="{28A0092B-C50C-407E-A947-70E740481C1C}">
@@ -1151,7 +1122,7 @@
                         </a:ext>
                       </a:extLst>
                     </a:blip>
-                    <a:srcRect/>
+                    <a:srcRect l="5717" t="4691" b="18670"/>
                     <a:stretch>
                       <a:fillRect/>
                     </a:stretch>
@@ -1159,7 +1130,7 @@
                   <pic:spPr bwMode="auto">
                     <a:xfrm>
                       <a:off x="0" y="0"/>
-                      <a:ext cx="3691255" cy="3206115"/>
+                      <a:ext cx="3495040" cy="4019550"/>
                     </a:xfrm>
                     <a:prstGeom prst="rect">
                       <a:avLst/>
@@ -1168,6 +1139,11 @@
                     <a:ln>
                       <a:noFill/>
                     </a:ln>
+                    <a:extLst>
+                      <a:ext uri="{53640926-AAD7-44D8-BBD7-CCE9431645EC}">
+                        <a14:shadowObscured xmlns:a14="http://schemas.microsoft.com/office/drawing/2010/main"/>
+                      </a:ext>
+                    </a:extLst>
                   </pic:spPr>
                 </pic:pic>
               </a:graphicData>
@@ -1193,7 +1169,10 @@
           <w:u w:val="single"/>
         </w:rPr>
       </w:pPr>
-      <w:r>
+    </w:p>
+    <w:p>
+      <w:pPr>
+        <w:jc w:val="center"/>
         <w:rPr>
           <w:b/>
           <w:bCs/>
@@ -1201,12 +1180,8 @@
           <w:szCs w:val="18"/>
           <w:u w:val="single"/>
         </w:rPr>
-        <w:t>Boucle de gameplay micro détaillée</w:t>
-      </w:r>
-    </w:p>
-    <w:p>
-      <w:pPr>
-        <w:jc w:val="center"/>
+      </w:pPr>
+      <w:r>
         <w:rPr>
           <w:b/>
           <w:bCs/>
@@ -1214,6 +1189,19 @@
           <w:szCs w:val="18"/>
           <w:u w:val="single"/>
         </w:rPr>
+        <w:t>Boucle de gameplay micro détaillée</w:t>
+      </w:r>
+    </w:p>
+    <w:p>
+      <w:pPr>
+        <w:jc w:val="center"/>
+        <w:rPr>
+          <w:b/>
+          <w:bCs/>
+          <w:sz w:val="18"/>
+          <w:szCs w:val="18"/>
+          <w:u w:val="single"/>
+        </w:rPr>
       </w:pPr>
     </w:p>
     <w:p>
@@ -1337,8 +1325,681 @@
         <w:t xml:space="preserve"> par la suite.</w:t>
       </w:r>
     </w:p>
+    <w:p>
+      <w:r>
+        <w:rPr>
+          <w:noProof/>
+        </w:rPr>
+        <w:drawing>
+          <wp:anchor distT="0" distB="0" distL="114300" distR="114300" simplePos="0" relativeHeight="251663360" behindDoc="0" locked="0" layoutInCell="1" allowOverlap="1" wp14:anchorId="2B1F413A" wp14:editId="217F0D83">
+            <wp:simplePos x="0" y="0"/>
+            <wp:positionH relativeFrom="column">
+              <wp:posOffset>966470</wp:posOffset>
+            </wp:positionH>
+            <wp:positionV relativeFrom="paragraph">
+              <wp:posOffset>163830</wp:posOffset>
+            </wp:positionV>
+            <wp:extent cx="3171825" cy="2531745"/>
+            <wp:effectExtent l="0" t="0" r="9525" b="1905"/>
+            <wp:wrapTopAndBottom/>
+            <wp:docPr id="965547001" name="Image 4"/>
+            <wp:cNvGraphicFramePr>
+              <a:graphicFrameLocks xmlns:a="http://schemas.openxmlformats.org/drawingml/2006/main" noChangeAspect="1"/>
+            </wp:cNvGraphicFramePr>
+            <a:graphic xmlns:a="http://schemas.openxmlformats.org/drawingml/2006/main">
+              <a:graphicData uri="http://schemas.openxmlformats.org/drawingml/2006/picture">
+                <pic:pic xmlns:pic="http://schemas.openxmlformats.org/drawingml/2006/picture">
+                  <pic:nvPicPr>
+                    <pic:cNvPr id="0" name="Picture 8"/>
+                    <pic:cNvPicPr>
+                      <a:picLocks noChangeAspect="1" noChangeArrowheads="1"/>
+                    </pic:cNvPicPr>
+                  </pic:nvPicPr>
+                  <pic:blipFill rotWithShape="1">
+                    <a:blip r:embed="rId7" cstate="print">
+                      <a:extLst>
+                        <a:ext uri="{28A0092B-C50C-407E-A947-70E740481C1C}">
+                          <a14:useLocalDpi xmlns:a14="http://schemas.microsoft.com/office/drawing/2010/main" val="0"/>
+                        </a:ext>
+                      </a:extLst>
+                    </a:blip>
+                    <a:srcRect l="8940" t="22014" r="8940" b="31616"/>
+                    <a:stretch>
+                      <a:fillRect/>
+                    </a:stretch>
+                  </pic:blipFill>
+                  <pic:spPr bwMode="auto">
+                    <a:xfrm>
+                      <a:off x="0" y="0"/>
+                      <a:ext cx="3171825" cy="2531745"/>
+                    </a:xfrm>
+                    <a:prstGeom prst="rect">
+                      <a:avLst/>
+                    </a:prstGeom>
+                    <a:noFill/>
+                    <a:ln>
+                      <a:noFill/>
+                    </a:ln>
+                    <a:extLst>
+                      <a:ext uri="{53640926-AAD7-44D8-BBD7-CCE9431645EC}">
+                        <a14:shadowObscured xmlns:a14="http://schemas.microsoft.com/office/drawing/2010/main"/>
+                      </a:ext>
+                    </a:extLst>
+                  </pic:spPr>
+                </pic:pic>
+              </a:graphicData>
+            </a:graphic>
+            <wp14:sizeRelH relativeFrom="margin">
+              <wp14:pctWidth>0</wp14:pctWidth>
+            </wp14:sizeRelH>
+            <wp14:sizeRelV relativeFrom="margin">
+              <wp14:pctHeight>0</wp14:pctHeight>
+            </wp14:sizeRelV>
+          </wp:anchor>
+        </w:drawing>
+      </w:r>
+    </w:p>
+    <w:p>
+      <w:pPr>
+        <w:ind w:left="2124" w:firstLine="708"/>
+        <w:rPr>
+          <w:b/>
+          <w:bCs/>
+          <w:sz w:val="18"/>
+          <w:szCs w:val="18"/>
+          <w:u w:val="single"/>
+        </w:rPr>
+      </w:pPr>
+      <w:r>
+        <w:rPr>
+          <w:b/>
+          <w:bCs/>
+          <w:sz w:val="18"/>
+          <w:szCs w:val="18"/>
+          <w:u w:val="single"/>
+        </w:rPr>
+        <w:t xml:space="preserve">Boucle de gameplay </w:t>
+      </w:r>
+      <w:r>
+        <w:rPr>
+          <w:b/>
+          <w:bCs/>
+          <w:sz w:val="18"/>
+          <w:szCs w:val="18"/>
+          <w:u w:val="single"/>
+        </w:rPr>
+        <w:t>macro</w:t>
+      </w:r>
+    </w:p>
+    <w:p>
+      <w:pPr>
+        <w:rPr>
+          <w:b/>
+          <w:bCs/>
+        </w:rPr>
+      </w:pPr>
+    </w:p>
+    <w:p>
+      <w:pPr>
+        <w:rPr>
+          <w:b/>
+          <w:bCs/>
+        </w:rPr>
+      </w:pPr>
+    </w:p>
+    <w:p>
+      <w:pPr>
+        <w:rPr>
+          <w:b/>
+          <w:bCs/>
+        </w:rPr>
+      </w:pPr>
+      <w:r>
+        <w:rPr>
+          <w:b/>
+          <w:bCs/>
+        </w:rPr>
+        <w:t>C</w:t>
+      </w:r>
+      <w:r>
+        <w:rPr>
+          <w:b/>
+          <w:bCs/>
+        </w:rPr>
+        <w:t xml:space="preserve">) </w:t>
+      </w:r>
+      <w:r>
+        <w:rPr>
+          <w:b/>
+          <w:bCs/>
+        </w:rPr>
+        <w:t xml:space="preserve">Interactions &amp; </w:t>
+      </w:r>
+      <w:r>
+        <w:rPr>
+          <w:b/>
+          <w:bCs/>
+        </w:rPr>
+        <w:t>connaissance</w:t>
+      </w:r>
+      <w:r>
+        <w:rPr>
+          <w:b/>
+          <w:bCs/>
+        </w:rPr>
+        <w:t>s </w:t>
+      </w:r>
+    </w:p>
+    <w:p>
+      <w:pPr>
+        <w:rPr>
+          <w:b/>
+          <w:bCs/>
+        </w:rPr>
+      </w:pPr>
+    </w:p>
+    <w:p>
+      <w:r>
+        <w:t xml:space="preserve">Le joueur </w:t>
+      </w:r>
+      <w:r>
+        <w:t xml:space="preserve">peut </w:t>
+      </w:r>
+      <w:r>
+        <w:rPr>
+          <w:b/>
+          <w:bCs/>
+        </w:rPr>
+        <w:t>créer des interactions</w:t>
+      </w:r>
+      <w:r>
+        <w:t xml:space="preserve"> avec les individus de la civilisation. Une bulle au-dessus de leur tête demande parfois </w:t>
+      </w:r>
+      <w:r>
+        <w:rPr>
+          <w:b/>
+          <w:bCs/>
+        </w:rPr>
+        <w:t>un besoin ou un manque</w:t>
+      </w:r>
+      <w:r>
+        <w:t xml:space="preserve">. Le joueur peut utiliser une </w:t>
+      </w:r>
+      <w:r>
+        <w:rPr>
+          <w:b/>
+          <w:bCs/>
+        </w:rPr>
+        <w:t>connaissance déjà débloquée</w:t>
+      </w:r>
+      <w:r>
+        <w:t xml:space="preserve"> qui correspond à ce logo pour combler ce manque.</w:t>
+      </w:r>
+    </w:p>
+    <w:p>
+      <w:r>
+        <w:t xml:space="preserve">Le joueur peut également </w:t>
+      </w:r>
+      <w:r>
+        <w:rPr>
+          <w:b/>
+          <w:bCs/>
+        </w:rPr>
+        <w:t>combiner deux logos</w:t>
+      </w:r>
+      <w:r>
+        <w:rPr>
+          <w:b/>
+          <w:bCs/>
+        </w:rPr>
+        <w:t xml:space="preserve"> technologiques</w:t>
+      </w:r>
+      <w:r>
+        <w:t xml:space="preserve"> de deux individus de la civilisation pour tenter de créer une nouvelle connaissance pertinente et du coup un nouveau logo.</w:t>
+      </w:r>
+    </w:p>
+    <w:p>
+      <w:r>
+        <w:rPr>
+          <w:b/>
+          <w:bCs/>
+          <w:u w:val="single"/>
+        </w:rPr>
+        <w:t>Prérequis pour effectuer une interaction :</w:t>
+      </w:r>
+      <w:r>
+        <w:t xml:space="preserve"> pour combiner deux logos technologiques, il faudra absolument qu’un joueur au minimum soit présent sur l’individu de la civilisation qui a la connaissance A et qu’un autre joueur soit présent sur l’individu qui a la connaissance B pour observer sur les des deux individus la création de la connaissance C (résultat de la A+B).</w:t>
+      </w:r>
+    </w:p>
+    <w:p>
+      <w:pPr>
+        <w:rPr>
+          <w:b/>
+          <w:bCs/>
+        </w:rPr>
+      </w:pPr>
+    </w:p>
     <w:p/>
+    <w:p>
+      <w:pPr>
+        <w:rPr>
+          <w:b/>
+          <w:bCs/>
+        </w:rPr>
+      </w:pPr>
+      <w:r>
+        <w:rPr>
+          <w:b/>
+          <w:bCs/>
+        </w:rPr>
+        <w:t>D</w:t>
+      </w:r>
+      <w:r>
+        <w:rPr>
+          <w:b/>
+          <w:bCs/>
+        </w:rPr>
+        <w:t xml:space="preserve">) </w:t>
+      </w:r>
+      <w:r>
+        <w:rPr>
+          <w:b/>
+          <w:bCs/>
+        </w:rPr>
+        <w:t xml:space="preserve">L’outil de jeu </w:t>
+      </w:r>
+      <w:proofErr w:type="gramStart"/>
+      <w:r>
+        <w:rPr>
+          <w:b/>
+          <w:bCs/>
+        </w:rPr>
+        <w:t>coopératif:</w:t>
+      </w:r>
+      <w:proofErr w:type="gramEnd"/>
+      <w:r>
+        <w:rPr>
+          <w:b/>
+          <w:bCs/>
+        </w:rPr>
+        <w:t xml:space="preserve"> le c</w:t>
+      </w:r>
+      <w:r>
+        <w:rPr>
+          <w:b/>
+          <w:bCs/>
+        </w:rPr>
+        <w:t xml:space="preserve">arnet de </w:t>
+      </w:r>
+      <w:r>
+        <w:rPr>
+          <w:b/>
+          <w:bCs/>
+        </w:rPr>
+        <w:t>recherche</w:t>
+      </w:r>
+    </w:p>
+    <w:p>
+      <w:r>
+        <w:t xml:space="preserve"> </w:t>
+      </w:r>
+    </w:p>
+    <w:p>
+      <w:r>
+        <w:t>Le carnet de recherche</w:t>
+      </w:r>
+      <w:r>
+        <w:t xml:space="preserve"> </w:t>
+      </w:r>
+      <w:r>
+        <w:t>comporte</w:t>
+      </w:r>
+      <w:r>
+        <w:t xml:space="preserve"> </w:t>
+      </w:r>
+      <w:r>
+        <w:t>3</w:t>
+      </w:r>
+      <w:r>
+        <w:t xml:space="preserve"> onglets :</w:t>
+      </w:r>
+    </w:p>
+    <w:p>
+      <w:r>
+        <w:t>-</w:t>
+      </w:r>
+      <w:r>
+        <w:rPr>
+          <w:b/>
+          <w:bCs/>
+        </w:rPr>
+        <w:t xml:space="preserve"> </w:t>
+      </w:r>
+      <w:r>
+        <w:rPr>
+          <w:b/>
+          <w:bCs/>
+        </w:rPr>
+        <w:t>nouvelle</w:t>
+      </w:r>
+      <w:r>
+        <w:rPr>
+          <w:b/>
+          <w:bCs/>
+        </w:rPr>
+        <w:t>s</w:t>
+      </w:r>
+      <w:r>
+        <w:rPr>
+          <w:b/>
+          <w:bCs/>
+        </w:rPr>
+        <w:t xml:space="preserve"> connaissance</w:t>
+      </w:r>
+      <w:r>
+        <w:rPr>
+          <w:b/>
+          <w:bCs/>
+        </w:rPr>
+        <w:t>s</w:t>
+      </w:r>
+      <w:r>
+        <w:rPr>
+          <w:b/>
+          <w:bCs/>
+        </w:rPr>
+        <w:t> </w:t>
+      </w:r>
+      <w:r>
+        <w:rPr>
+          <w:b/>
+          <w:bCs/>
+        </w:rPr>
+        <w:t xml:space="preserve">(pourcentage de complétion) </w:t>
+      </w:r>
+      <w:r>
+        <w:rPr>
+          <w:b/>
+          <w:bCs/>
+        </w:rPr>
+        <w:t xml:space="preserve">: </w:t>
+      </w:r>
+      <w:r>
+        <w:t>répertorie toutes les nouvelles connaissances</w:t>
+      </w:r>
+      <w:r>
+        <w:t xml:space="preserve"> découvertes suites aux interactions</w:t>
+      </w:r>
+      <w:r>
+        <w:t xml:space="preserve"> des joueurs</w:t>
+      </w:r>
+      <w:r>
+        <w:t xml:space="preserve">. </w:t>
+      </w:r>
+      <w:r>
+        <w:t>Elles sont notées automatiquement dès qu’une nouvelle connaissance est acquise.</w:t>
+      </w:r>
+      <w:r>
+        <w:t xml:space="preserve"> </w:t>
+      </w:r>
+      <w:r>
+        <w:t>En cliquant sur une des connaissances, une page nous</w:t>
+      </w:r>
+      <w:r>
+        <w:t xml:space="preserve"> indique</w:t>
+      </w:r>
+      <w:r>
+        <w:t xml:space="preserve"> son contenu et</w:t>
+      </w:r>
+      <w:r>
+        <w:t xml:space="preserve"> comment elles ont été </w:t>
+      </w:r>
+      <w:r>
+        <w:t>trouvées</w:t>
+      </w:r>
+      <w:r>
+        <w:t xml:space="preserve"> (historique de l’interaction réussie).</w:t>
+      </w:r>
+    </w:p>
+    <w:p>
+      <w:r>
+        <w:t xml:space="preserve">- </w:t>
+      </w:r>
+      <w:r>
+        <w:rPr>
+          <w:b/>
+          <w:bCs/>
+        </w:rPr>
+        <w:t>hypothèses</w:t>
+      </w:r>
+      <w:r>
+        <w:t xml:space="preserve"> </w:t>
+      </w:r>
+      <w:r>
+        <w:rPr>
+          <w:b/>
+          <w:bCs/>
+        </w:rPr>
+        <w:t>/ notes </w:t>
+      </w:r>
+      <w:r>
+        <w:t xml:space="preserve">: </w:t>
+      </w:r>
+      <w:r>
+        <w:t xml:space="preserve"> </w:t>
+      </w:r>
+      <w:r>
+        <w:t xml:space="preserve">espace libre permettant de partager hypothèses </w:t>
+      </w:r>
+      <w:r>
+        <w:t>et</w:t>
+      </w:r>
+      <w:r>
+        <w:t xml:space="preserve"> autres notes</w:t>
+      </w:r>
+      <w:r>
+        <w:t xml:space="preserve"> avec les autres joueurs</w:t>
+      </w:r>
+      <w:r>
+        <w:t>.</w:t>
+      </w:r>
+      <w:r>
+        <w:t xml:space="preserve"> Les joueurs auront la liberté de créer les sous sections afin de mener leurs recherches comme ils l’entendent.</w:t>
+      </w:r>
+      <w:r>
+        <w:t xml:space="preserve"> </w:t>
+      </w:r>
+    </w:p>
+    <w:p>
+      <w:r>
+        <w:t>-</w:t>
+      </w:r>
+      <w:r>
+        <w:rPr>
+          <w:b/>
+          <w:bCs/>
+        </w:rPr>
+        <w:t xml:space="preserve"> </w:t>
+      </w:r>
+      <w:r>
+        <w:rPr>
+          <w:b/>
+          <w:bCs/>
+        </w:rPr>
+        <w:t xml:space="preserve">historique des </w:t>
+      </w:r>
+      <w:r>
+        <w:rPr>
+          <w:b/>
+          <w:bCs/>
+        </w:rPr>
+        <w:t>interaction</w:t>
+      </w:r>
+      <w:r>
+        <w:rPr>
+          <w:b/>
+          <w:bCs/>
+        </w:rPr>
+        <w:t>s :</w:t>
+      </w:r>
+      <w:r>
+        <w:rPr>
+          <w:b/>
+          <w:bCs/>
+        </w:rPr>
+        <w:t xml:space="preserve"> </w:t>
+      </w:r>
+      <w:r>
+        <w:t xml:space="preserve">reprend l’historique des interactions réussie </w:t>
+      </w:r>
+      <w:r>
+        <w:t xml:space="preserve">et échouées </w:t>
+      </w:r>
+      <w:r>
+        <w:t>par le joueur</w:t>
+      </w:r>
+      <w:r>
+        <w:t xml:space="preserve">. Elles sont notées automatiquement dès </w:t>
+      </w:r>
+      <w:r>
+        <w:t>qu’un joueur réussi</w:t>
+      </w:r>
+      <w:r>
+        <w:t xml:space="preserve"> </w:t>
+      </w:r>
+      <w:r>
+        <w:t xml:space="preserve">ou échoue </w:t>
+      </w:r>
+      <w:r>
+        <w:t>une interaction.</w:t>
+      </w:r>
+    </w:p>
+    <w:p>
+      <w:pPr>
+        <w:rPr>
+          <w:b/>
+          <w:bCs/>
+        </w:rPr>
+      </w:pPr>
+    </w:p>
+    <w:p>
+      <w:pPr>
+        <w:rPr>
+          <w:b/>
+          <w:bCs/>
+        </w:rPr>
+      </w:pPr>
+    </w:p>
+    <w:p>
+      <w:pPr>
+        <w:rPr>
+          <w:b/>
+          <w:bCs/>
+        </w:rPr>
+      </w:pPr>
+      <w:r>
+        <w:rPr>
+          <w:b/>
+          <w:bCs/>
+        </w:rPr>
+        <w:t xml:space="preserve">5 - </w:t>
+      </w:r>
+      <w:r>
+        <w:rPr>
+          <w:b/>
+          <w:bCs/>
+        </w:rPr>
+        <w:t>LA DECISION CENTRALE</w:t>
+      </w:r>
+    </w:p>
+    <w:p>
+      <w:pPr>
+        <w:rPr>
+          <w:b/>
+          <w:bCs/>
+        </w:rPr>
+      </w:pPr>
+    </w:p>
+    <w:p>
+      <w:r>
+        <w:t xml:space="preserve">Le joueur doit en permanence tester des interactions qui lui paraissent plausibles en échangeant avec les autres joueurs. </w:t>
+      </w:r>
+    </w:p>
+    <w:p>
+      <w:pPr>
+        <w:rPr>
+          <w:b/>
+          <w:bCs/>
+        </w:rPr>
+      </w:pPr>
+      <w:r>
+        <w:rPr>
+          <w:b/>
+          <w:bCs/>
+        </w:rPr>
+        <w:t xml:space="preserve"> </w:t>
+      </w:r>
+    </w:p>
+    <w:p>
+      <w:pPr>
+        <w:rPr>
+          <w:b/>
+          <w:bCs/>
+        </w:rPr>
+      </w:pPr>
+      <w:r>
+        <w:rPr>
+          <w:b/>
+          <w:bCs/>
+        </w:rPr>
+        <w:t xml:space="preserve">6 </w:t>
+      </w:r>
+      <w:r>
+        <w:rPr>
+          <w:b/>
+          <w:bCs/>
+        </w:rPr>
+        <w:t>–</w:t>
+      </w:r>
+      <w:r>
+        <w:rPr>
+          <w:b/>
+          <w:bCs/>
+        </w:rPr>
+        <w:t xml:space="preserve"> </w:t>
+      </w:r>
+      <w:r>
+        <w:rPr>
+          <w:b/>
+          <w:bCs/>
+        </w:rPr>
+        <w:t>ECONMIE ET EQUILIBRAGE</w:t>
+      </w:r>
+    </w:p>
     <w:p/>
+    <w:p>
+      <w:r>
+        <w:t>Il y a assez peu de rapport au chiffre dans notre genre de jeu et dans ce jeu en général. Mais on pourra tout de même noter quelques valeurs :</w:t>
+      </w:r>
+    </w:p>
+    <w:p>
+      <w:r>
+        <w:t>-le pourcentage de complétion du joueur : il commence à 0% et est considéré comme complété à 100%</w:t>
+      </w:r>
+    </w:p>
+    <w:p>
+      <w:r>
+        <w:t xml:space="preserve">-l’historique </w:t>
+      </w:r>
+      <w:proofErr w:type="gramStart"/>
+      <w:r>
+        <w:t>des interaction</w:t>
+      </w:r>
+      <w:proofErr w:type="gramEnd"/>
+      <w:r>
+        <w:t> : les joueurs pourront filtrés l’historique d’interaction et ainsi déterminer la nature mais également le nombre d’interaction réussies ou échouée</w:t>
+      </w:r>
+    </w:p>
     <w:p/>
     <w:p>
       <w:pPr>
@@ -1352,543 +2013,8 @@
           <w:b/>
           <w:bCs/>
         </w:rPr>
-        <w:t xml:space="preserve">Carnet de </w:t>
-      </w:r>
-      <w:r>
-        <w:rPr>
-          <w:b/>
-          <w:bCs/>
-        </w:rPr>
-        <w:t>recherche</w:t>
-      </w:r>
-    </w:p>
-    <w:p>
-      <w:r>
-        <w:t xml:space="preserve"> </w:t>
-      </w:r>
-    </w:p>
-    <w:p>
-      <w:r>
-        <w:t>Le carnet de recherche</w:t>
-      </w:r>
-      <w:r>
-        <w:t xml:space="preserve"> a </w:t>
-      </w:r>
-      <w:r>
-        <w:t>3</w:t>
-      </w:r>
-      <w:r>
-        <w:t xml:space="preserve"> onglets :</w:t>
-      </w:r>
-    </w:p>
-    <w:p>
-      <w:r>
-        <w:t>-</w:t>
-      </w:r>
-      <w:r>
-        <w:rPr>
-          <w:b/>
-          <w:bCs/>
-        </w:rPr>
-        <w:t xml:space="preserve"> </w:t>
-      </w:r>
-      <w:r>
-        <w:rPr>
-          <w:b/>
-          <w:bCs/>
-        </w:rPr>
-        <w:t>nouvelle</w:t>
-      </w:r>
-      <w:r>
-        <w:rPr>
-          <w:b/>
-          <w:bCs/>
-        </w:rPr>
-        <w:t>s</w:t>
-      </w:r>
-      <w:r>
-        <w:rPr>
-          <w:b/>
-          <w:bCs/>
-        </w:rPr>
-        <w:t xml:space="preserve"> connaissance</w:t>
-      </w:r>
-      <w:r>
-        <w:rPr>
-          <w:b/>
-          <w:bCs/>
-        </w:rPr>
-        <w:t>s</w:t>
-      </w:r>
-      <w:r>
-        <w:rPr>
-          <w:b/>
-          <w:bCs/>
-        </w:rPr>
-        <w:t> </w:t>
-      </w:r>
-      <w:r>
-        <w:rPr>
-          <w:b/>
-          <w:bCs/>
-        </w:rPr>
-        <w:t xml:space="preserve">(pourcentage de complétion) </w:t>
-      </w:r>
-      <w:r>
-        <w:rPr>
-          <w:b/>
-          <w:bCs/>
-        </w:rPr>
-        <w:t xml:space="preserve">: </w:t>
-      </w:r>
-      <w:r>
-        <w:t>répertorie toutes les nouvelles connaissances</w:t>
-      </w:r>
-      <w:r>
-        <w:t xml:space="preserve"> découvertes suites aux interactions</w:t>
-      </w:r>
-      <w:r>
-        <w:t xml:space="preserve"> des joueurs</w:t>
-      </w:r>
-      <w:r>
-        <w:t xml:space="preserve">. </w:t>
-      </w:r>
-      <w:r>
-        <w:t>Elles sont notées automatiquement dès qu’une nouvelle connaissance est acquise.</w:t>
-      </w:r>
-      <w:r>
-        <w:t xml:space="preserve"> </w:t>
-      </w:r>
-      <w:r>
-        <w:t>En cliquant sur une des connaissances, une page nous</w:t>
-      </w:r>
-      <w:r>
-        <w:t xml:space="preserve"> indique</w:t>
-      </w:r>
-      <w:r>
-        <w:t xml:space="preserve"> son contenu et</w:t>
-      </w:r>
-      <w:r>
-        <w:t xml:space="preserve"> comment elles ont été </w:t>
-      </w:r>
-      <w:r>
-        <w:t>trouvées</w:t>
-      </w:r>
-      <w:r>
-        <w:t xml:space="preserve"> (historique de l’interaction réussie).</w:t>
-      </w:r>
-    </w:p>
-    <w:p>
-      <w:r>
-        <w:t xml:space="preserve">- </w:t>
-      </w:r>
-      <w:r>
-        <w:rPr>
-          <w:b/>
-          <w:bCs/>
-        </w:rPr>
-        <w:t>hypothèses</w:t>
-      </w:r>
-      <w:r>
-        <w:t xml:space="preserve"> </w:t>
-      </w:r>
-      <w:r>
-        <w:rPr>
-          <w:b/>
-          <w:bCs/>
-        </w:rPr>
-        <w:t>/ notes </w:t>
-      </w:r>
-      <w:r>
-        <w:t xml:space="preserve">: </w:t>
-      </w:r>
-      <w:r>
-        <w:t xml:space="preserve"> </w:t>
-      </w:r>
-      <w:r>
-        <w:t xml:space="preserve">espace libre permettant de partager hypothèses </w:t>
-      </w:r>
-      <w:r>
-        <w:t>et</w:t>
-      </w:r>
-      <w:r>
-        <w:t xml:space="preserve"> autres notes</w:t>
-      </w:r>
-      <w:r>
-        <w:t xml:space="preserve"> avec les autres joueurs</w:t>
-      </w:r>
-      <w:r>
-        <w:t>.</w:t>
-      </w:r>
-      <w:r>
-        <w:t xml:space="preserve"> Les joueurs auront la liberté de créer les sous sections afin de mener leurs recherches comme ils l’entendent.</w:t>
-      </w:r>
-      <w:r>
-        <w:t xml:space="preserve"> </w:t>
-      </w:r>
-    </w:p>
-    <w:p>
-      <w:r>
-        <w:t>-</w:t>
-      </w:r>
-      <w:r>
-        <w:rPr>
-          <w:b/>
-          <w:bCs/>
-        </w:rPr>
-        <w:t xml:space="preserve"> </w:t>
-      </w:r>
-      <w:r>
-        <w:rPr>
-          <w:b/>
-          <w:bCs/>
-        </w:rPr>
-        <w:t xml:space="preserve">historique des </w:t>
-      </w:r>
-      <w:r>
-        <w:rPr>
-          <w:b/>
-          <w:bCs/>
-        </w:rPr>
-        <w:t>interaction</w:t>
-      </w:r>
-      <w:r>
-        <w:rPr>
-          <w:b/>
-          <w:bCs/>
-        </w:rPr>
-        <w:t>s :</w:t>
-      </w:r>
-      <w:r>
-        <w:rPr>
-          <w:b/>
-          <w:bCs/>
-        </w:rPr>
-        <w:t xml:space="preserve"> </w:t>
-      </w:r>
-      <w:r>
-        <w:t xml:space="preserve">reprend l’historique des interactions réussie </w:t>
-      </w:r>
-      <w:r>
-        <w:t xml:space="preserve">et échouées </w:t>
-      </w:r>
-      <w:r>
-        <w:t>par le joueur</w:t>
-      </w:r>
-      <w:r>
-        <w:t xml:space="preserve">. Elles sont notées automatiquement dès </w:t>
-      </w:r>
-      <w:r>
-        <w:t>qu’un joueur réussi</w:t>
-      </w:r>
-      <w:r>
-        <w:t xml:space="preserve"> </w:t>
-      </w:r>
-      <w:r>
-        <w:t xml:space="preserve">ou échoue </w:t>
-      </w:r>
-      <w:r>
-        <w:t>une interaction.</w:t>
-      </w:r>
-    </w:p>
-    <w:p>
-      <w:pPr>
-        <w:rPr>
-          <w:b/>
-          <w:bCs/>
-        </w:rPr>
-      </w:pPr>
-    </w:p>
-    <w:p/>
-    <w:p/>
-    <w:p>
-      <w:pPr>
-        <w:rPr>
-          <w:b/>
-          <w:bCs/>
-        </w:rPr>
-      </w:pPr>
-      <w:r>
-        <w:rPr>
-          <w:b/>
-          <w:bCs/>
-        </w:rPr>
-        <w:t xml:space="preserve">Interactions &amp; </w:t>
-      </w:r>
-      <w:r>
-        <w:rPr>
-          <w:b/>
-          <w:bCs/>
-        </w:rPr>
-        <w:t>connaissance</w:t>
-      </w:r>
-      <w:r>
-        <w:rPr>
-          <w:b/>
-          <w:bCs/>
-        </w:rPr>
-        <w:t>s </w:t>
-      </w:r>
-    </w:p>
-    <w:p>
-      <w:pPr>
-        <w:rPr>
-          <w:b/>
-          <w:bCs/>
-        </w:rPr>
-      </w:pPr>
-    </w:p>
-    <w:p>
-      <w:r>
-        <w:t xml:space="preserve">Le joueur </w:t>
-      </w:r>
-      <w:r>
-        <w:t xml:space="preserve">peut </w:t>
-      </w:r>
-      <w:r>
-        <w:rPr>
-          <w:b/>
-          <w:bCs/>
-        </w:rPr>
-        <w:t>créer des interactions</w:t>
-      </w:r>
-      <w:r>
-        <w:t xml:space="preserve"> </w:t>
-      </w:r>
-      <w:r>
-        <w:t xml:space="preserve">avec les individus de la civilisation. Une bulle au-dessus de leur tête demande parfois </w:t>
-      </w:r>
-      <w:r>
-        <w:rPr>
-          <w:b/>
-          <w:bCs/>
-        </w:rPr>
-        <w:t>un besoin ou un manque</w:t>
-      </w:r>
-      <w:r>
-        <w:t xml:space="preserve">. Le joueur peut utiliser une </w:t>
-      </w:r>
-      <w:r>
-        <w:rPr>
-          <w:b/>
-          <w:bCs/>
-        </w:rPr>
-        <w:t>connaissance déjà débloquée</w:t>
-      </w:r>
-      <w:r>
-        <w:t xml:space="preserve"> qui correspond à ce logo pour combler ce manque.</w:t>
-      </w:r>
-    </w:p>
-    <w:p>
-      <w:r>
-        <w:t xml:space="preserve">Le joueur peut également </w:t>
-      </w:r>
-      <w:r>
-        <w:rPr>
-          <w:b/>
-          <w:bCs/>
-        </w:rPr>
-        <w:t>combiner deux logos</w:t>
-      </w:r>
-      <w:r>
-        <w:rPr>
-          <w:b/>
-          <w:bCs/>
-        </w:rPr>
-        <w:t xml:space="preserve"> technologiques</w:t>
-      </w:r>
-      <w:r>
-        <w:t xml:space="preserve"> de deux individus de la civilisation pour tenter de créer une nouvelle connaissance pertinente et du coup un nouveau logo.</w:t>
-      </w:r>
-    </w:p>
-    <w:p>
-      <w:r>
-        <w:rPr>
-          <w:b/>
-          <w:bCs/>
-          <w:u w:val="single"/>
-        </w:rPr>
-        <w:t>Prérequis pour effectuer une interaction :</w:t>
-      </w:r>
-      <w:r>
-        <w:t xml:space="preserve"> p</w:t>
-      </w:r>
-      <w:r>
-        <w:t>our combiner deux logos technologiques</w:t>
-      </w:r>
-      <w:r>
-        <w:t>,</w:t>
-      </w:r>
-      <w:r>
-        <w:t xml:space="preserve"> il faudra absolument qu’un joueur au minimum soit présent sur l’individu de la civilisation qui a la connaissance A et qu’un autre</w:t>
-      </w:r>
-      <w:r>
-        <w:t xml:space="preserve"> joueur</w:t>
-      </w:r>
-      <w:r>
-        <w:t xml:space="preserve"> soit présent sur l’individu qui a la connaissance B pour observer sur les des deux individus la création de la connaissance C (résultat de la A+B)</w:t>
-      </w:r>
-      <w:r>
-        <w:t>.</w:t>
-      </w:r>
-    </w:p>
-    <w:p>
-      <w:pPr>
-        <w:rPr>
-          <w:b/>
-          <w:bCs/>
-        </w:rPr>
-      </w:pPr>
-    </w:p>
-    <w:p>
-      <w:pPr>
-        <w:rPr>
-          <w:b/>
-          <w:bCs/>
-          <w:i/>
-          <w:iCs/>
-          <w:u w:val="single"/>
-        </w:rPr>
-      </w:pPr>
-      <w:r>
-        <w:rPr>
-          <w:b/>
-          <w:bCs/>
-          <w:i/>
-          <w:iCs/>
-          <w:u w:val="single"/>
-        </w:rPr>
-        <w:t xml:space="preserve">Insérer schéma </w:t>
-      </w:r>
-    </w:p>
-    <w:p>
-      <w:pPr>
-        <w:rPr>
-          <w:b/>
-          <w:bCs/>
-        </w:rPr>
-      </w:pPr>
-    </w:p>
-    <w:p>
-      <w:pPr>
-        <w:rPr>
-          <w:b/>
-          <w:bCs/>
-        </w:rPr>
-      </w:pPr>
-    </w:p>
-    <w:p/>
-    <w:p>
-      <w:pPr>
-        <w:rPr>
-          <w:b/>
-          <w:bCs/>
-        </w:rPr>
-      </w:pPr>
-    </w:p>
-    <w:p>
-      <w:pPr>
-        <w:rPr>
-          <w:b/>
-          <w:bCs/>
-        </w:rPr>
-      </w:pPr>
-    </w:p>
-    <w:p>
-      <w:pPr>
-        <w:rPr>
-          <w:b/>
-          <w:bCs/>
-        </w:rPr>
-      </w:pPr>
-    </w:p>
-    <w:p>
-      <w:pPr>
-        <w:rPr>
-          <w:b/>
-          <w:bCs/>
-        </w:rPr>
-      </w:pPr>
-    </w:p>
-    <w:p>
-      <w:pPr>
-        <w:rPr>
-          <w:b/>
-          <w:bCs/>
-        </w:rPr>
-      </w:pPr>
-      <w:r>
-        <w:rPr>
-          <w:b/>
-          <w:bCs/>
-        </w:rPr>
-        <w:t>LA DECISION CENTRALE</w:t>
-      </w:r>
-    </w:p>
-    <w:p>
-      <w:pPr>
-        <w:rPr>
-          <w:b/>
-          <w:bCs/>
-        </w:rPr>
-      </w:pPr>
-    </w:p>
-    <w:p>
-      <w:r>
-        <w:t>Le joueur doit en permanence tester des interactions qui lui paraissent plausibles en échangeant avec les autres joueurs. Il doit également surveiller le fait de ne pas effectuer trop d’</w:t>
-      </w:r>
-      <w:r>
-        <w:t>interactions échoués qui conduiront à la fin de partie.</w:t>
-      </w:r>
-    </w:p>
-    <w:p>
-      <w:pPr>
-        <w:rPr>
-          <w:b/>
-          <w:bCs/>
-        </w:rPr>
-      </w:pPr>
-      <w:r>
-        <w:rPr>
-          <w:b/>
-          <w:bCs/>
-        </w:rPr>
-        <w:t xml:space="preserve"> </w:t>
-      </w:r>
-    </w:p>
-    <w:p>
-      <w:pPr>
-        <w:rPr>
-          <w:b/>
-          <w:bCs/>
-        </w:rPr>
-      </w:pPr>
-      <w:r>
-        <w:rPr>
-          <w:b/>
-          <w:bCs/>
-        </w:rPr>
-        <w:t>REGLES COMPLETES</w:t>
-      </w:r>
-    </w:p>
-    <w:p>
-      <w:pPr>
-        <w:rPr>
-          <w:b/>
-          <w:bCs/>
-        </w:rPr>
-      </w:pPr>
-    </w:p>
-    <w:p/>
-    <w:p/>
-    <w:p/>
-    <w:p>
-      <w:pPr>
-        <w:rPr>
-          <w:b/>
-          <w:bCs/>
-        </w:rPr>
-      </w:pPr>
+        <w:t xml:space="preserve">7 - </w:t>
+      </w:r>
       <w:r>
         <w:rPr>
           <w:b/>
@@ -3006,6 +3132,25 @@
       <w:spacing w:val="5"/>
     </w:rPr>
   </w:style>
+  <w:style w:type="paragraph" w:styleId="Lgende">
+    <w:name w:val="caption"/>
+    <w:basedOn w:val="Normal"/>
+    <w:next w:val="Normal"/>
+    <w:uiPriority w:val="35"/>
+    <w:unhideWhenUsed/>
+    <w:qFormat/>
+    <w:rsid w:val="002A50EF"/>
+    <w:pPr>
+      <w:spacing w:after="200" w:line="240" w:lineRule="auto"/>
+    </w:pPr>
+    <w:rPr>
+      <w:i/>
+      <w:iCs/>
+      <w:color w:val="44546A" w:themeColor="text2"/>
+      <w:sz w:val="18"/>
+      <w:szCs w:val="18"/>
+    </w:rPr>
+  </w:style>
 </w:styles>
 </file>
 

--- a/WorkJo.docx
+++ b/WorkJo.docx
@@ -7,42 +7,40 @@
         <w:rPr>
           <w:b/>
           <w:bCs/>
-        </w:rPr>
-      </w:pPr>
-      <w:r>
-        <w:rPr>
-          <w:b/>
-          <w:bCs/>
-        </w:rPr>
-        <w:t xml:space="preserve">4 - </w:t>
-      </w:r>
-      <w:r>
-        <w:rPr>
-          <w:b/>
-          <w:bCs/>
-        </w:rPr>
-        <w:t>CORE LOOP</w:t>
-      </w:r>
-    </w:p>
-    <w:p>
-      <w:pPr>
-        <w:rPr>
-          <w:b/>
-          <w:bCs/>
-        </w:rPr>
-      </w:pPr>
-    </w:p>
-    <w:p>
-      <w:pPr>
-        <w:rPr>
-          <w:b/>
-          <w:bCs/>
-        </w:rPr>
-      </w:pPr>
-      <w:r>
-        <w:rPr>
-          <w:b/>
-          <w:bCs/>
+          <w:lang w:val="en-US"/>
+        </w:rPr>
+      </w:pPr>
+      <w:r>
+        <w:rPr>
+          <w:b/>
+          <w:bCs/>
+          <w:lang w:val="en-US"/>
+        </w:rPr>
+        <w:t>4 - CORE LOOP</w:t>
+      </w:r>
+    </w:p>
+    <w:p>
+      <w:pPr>
+        <w:rPr>
+          <w:b/>
+          <w:bCs/>
+          <w:lang w:val="en-US"/>
+        </w:rPr>
+      </w:pPr>
+    </w:p>
+    <w:p>
+      <w:pPr>
+        <w:rPr>
+          <w:b/>
+          <w:bCs/>
+          <w:lang w:val="en-US"/>
+        </w:rPr>
+      </w:pPr>
+      <w:r>
+        <w:rPr>
+          <w:b/>
+          <w:bCs/>
+          <w:lang w:val="en-US"/>
         </w:rPr>
         <w:t>A) Gameplay &amp; les 3C</w:t>
       </w:r>
@@ -421,21 +419,7 @@
         <w:rPr>
           <w:lang w:eastAsia="en-US"/>
         </w:rPr>
-        <w:t xml:space="preserve">peut parcourir la carte de la planète sur laquelle vit la civilisation en vue </w:t>
-      </w:r>
-      <w:proofErr w:type="spellStart"/>
-      <w:r>
-        <w:rPr>
-          <w:lang w:eastAsia="en-US"/>
-        </w:rPr>
-        <w:t>Topdown</w:t>
-      </w:r>
-      <w:proofErr w:type="spellEnd"/>
-      <w:r>
-        <w:rPr>
-          <w:lang w:eastAsia="en-US"/>
-        </w:rPr>
-        <w:t>. Le joueur à accès également à des évènements qui se font hors champs de caméra. Cela permet au joueur d’identifier la localisation précise de ces derniers</w:t>
+        <w:t>peut parcourir la carte de la planète sur laquelle vit la civilisation en vue Topdown. Le joueur à accès également à des évènements qui se font hors champs de caméra. Cela permet au joueur d’identifier la localisation précise de ces derniers</w:t>
       </w:r>
       <w:r>
         <w:rPr>
@@ -591,30 +575,8 @@
         <w:rPr>
           <w:lang w:eastAsia="en-US"/>
         </w:rPr>
-        <w:t xml:space="preserve">Déplacement de l’écran sur l’axe X et Y de la carte : </w:t>
-      </w:r>
-      <w:proofErr w:type="gramStart"/>
-      <w:r>
-        <w:rPr>
-          <w:lang w:eastAsia="en-US"/>
-        </w:rPr>
-        <w:t>Z,Q</w:t>
-      </w:r>
-      <w:proofErr w:type="gramEnd"/>
-      <w:r>
-        <w:rPr>
-          <w:lang w:eastAsia="en-US"/>
-        </w:rPr>
-        <w:t>,</w:t>
-      </w:r>
-      <w:proofErr w:type="gramStart"/>
-      <w:r>
-        <w:rPr>
-          <w:lang w:eastAsia="en-US"/>
-        </w:rPr>
-        <w:t>S,D</w:t>
-      </w:r>
-      <w:proofErr w:type="gramEnd"/>
+        <w:t>Déplacement de l’écran sur l’axe X et Y de la carte : Z,Q,S,D</w:t>
+      </w:r>
       <w:r>
         <w:rPr>
           <w:lang w:eastAsia="en-US"/>
@@ -836,21 +798,7 @@
           <w:bCs/>
         </w:rPr>
         <w:lastRenderedPageBreak/>
-        <w:t>B</w:t>
-      </w:r>
-      <w:r>
-        <w:rPr>
-          <w:b/>
-          <w:bCs/>
-        </w:rPr>
-        <w:t xml:space="preserve">) </w:t>
-      </w:r>
-      <w:r>
-        <w:rPr>
-          <w:b/>
-          <w:bCs/>
-        </w:rPr>
-        <w:t>Boucles micro et macro</w:t>
+        <w:t>B) Boucles micro et macro</w:t>
       </w:r>
     </w:p>
     <w:p>
@@ -1459,14 +1407,7 @@
           <w:b/>
           <w:bCs/>
         </w:rPr>
-        <w:t>C</w:t>
-      </w:r>
-      <w:r>
-        <w:rPr>
-          <w:b/>
-          <w:bCs/>
-        </w:rPr>
-        <w:t xml:space="preserve">) </w:t>
+        <w:t xml:space="preserve">C) </w:t>
       </w:r>
       <w:r>
         <w:rPr>
@@ -1592,31 +1533,15 @@
           <w:b/>
           <w:bCs/>
         </w:rPr>
-        <w:t>D</w:t>
-      </w:r>
-      <w:r>
-        <w:rPr>
-          <w:b/>
-          <w:bCs/>
-        </w:rPr>
-        <w:t xml:space="preserve">) </w:t>
-      </w:r>
-      <w:r>
-        <w:rPr>
-          <w:b/>
-          <w:bCs/>
-        </w:rPr>
-        <w:t xml:space="preserve">L’outil de jeu </w:t>
-      </w:r>
-      <w:proofErr w:type="gramStart"/>
-      <w:r>
-        <w:rPr>
-          <w:b/>
-          <w:bCs/>
-        </w:rPr>
-        <w:t>coopératif:</w:t>
-      </w:r>
-      <w:proofErr w:type="gramEnd"/>
+        <w:t xml:space="preserve">D) L’outil de jeu </w:t>
+      </w:r>
+      <w:r>
+        <w:rPr>
+          <w:b/>
+          <w:bCs/>
+        </w:rPr>
+        <w:t>coopératif :</w:t>
+      </w:r>
       <w:r>
         <w:rPr>
           <w:b/>
@@ -1922,84 +1847,317 @@
     </w:p>
     <w:p>
       <w:r>
-        <w:t xml:space="preserve">Le joueur doit en permanence tester des interactions qui lui paraissent plausibles en échangeant avec les autres joueurs. </w:t>
-      </w:r>
-    </w:p>
-    <w:p>
-      <w:pPr>
-        <w:rPr>
-          <w:b/>
-          <w:bCs/>
-        </w:rPr>
-      </w:pPr>
-      <w:r>
-        <w:rPr>
-          <w:b/>
-          <w:bCs/>
-        </w:rPr>
-        <w:t xml:space="preserve"> </w:t>
-      </w:r>
-    </w:p>
-    <w:p>
-      <w:pPr>
-        <w:rPr>
-          <w:b/>
-          <w:bCs/>
-        </w:rPr>
-      </w:pPr>
-      <w:r>
-        <w:rPr>
-          <w:b/>
-          <w:bCs/>
-        </w:rPr>
-        <w:t xml:space="preserve">6 </w:t>
-      </w:r>
-      <w:r>
-        <w:rPr>
-          <w:b/>
-          <w:bCs/>
-        </w:rPr>
-        <w:t>–</w:t>
-      </w:r>
-      <w:r>
-        <w:rPr>
-          <w:b/>
-          <w:bCs/>
-        </w:rPr>
-        <w:t xml:space="preserve"> </w:t>
-      </w:r>
-      <w:r>
-        <w:rPr>
-          <w:b/>
-          <w:bCs/>
-        </w:rPr>
-        <w:t>ECONMIE ET EQUILIBRAGE</w:t>
+        <w:t xml:space="preserve">Les joueurs peuvent crée une partie en déterminant plusieurs paramètres : </w:t>
+      </w:r>
+      <w:r>
+        <w:rPr>
+          <w:b/>
+          <w:bCs/>
+        </w:rPr>
+        <w:t>le nombre de joueurs</w:t>
+      </w:r>
+      <w:r>
+        <w:rPr>
+          <w:b/>
+          <w:bCs/>
+        </w:rPr>
+        <w:t xml:space="preserve"> </w:t>
+      </w:r>
+      <w:r>
+        <w:t>participant à une partie</w:t>
+      </w:r>
+      <w:r>
+        <w:t xml:space="preserve"> ainsi que </w:t>
+      </w:r>
+      <w:r>
+        <w:rPr>
+          <w:b/>
+          <w:bCs/>
+        </w:rPr>
+        <w:t>l’unité d</w:t>
+      </w:r>
+      <w:r>
+        <w:rPr>
+          <w:b/>
+          <w:bCs/>
+        </w:rPr>
+        <w:t>’</w:t>
+      </w:r>
+      <w:r>
+        <w:rPr>
+          <w:b/>
+          <w:bCs/>
+        </w:rPr>
+        <w:t>écoule</w:t>
+      </w:r>
+      <w:r>
+        <w:rPr>
+          <w:b/>
+          <w:bCs/>
+        </w:rPr>
+        <w:t>me</w:t>
+      </w:r>
+      <w:r>
+        <w:rPr>
+          <w:b/>
+          <w:bCs/>
+        </w:rPr>
+        <w:t>nt d</w:t>
+      </w:r>
+      <w:r>
+        <w:rPr>
+          <w:b/>
+          <w:bCs/>
+        </w:rPr>
+        <w:t>u</w:t>
+      </w:r>
+      <w:r>
+        <w:rPr>
+          <w:b/>
+          <w:bCs/>
+        </w:rPr>
+        <w:t xml:space="preserve"> temps</w:t>
+      </w:r>
+      <w:r>
+        <w:t>. Pour cette dernière</w:t>
+      </w:r>
+      <w:r>
+        <w:t>,</w:t>
+      </w:r>
+      <w:r>
+        <w:t xml:space="preserve"> </w:t>
+      </w:r>
+      <w:r>
+        <w:t xml:space="preserve">si les joueurs sont experts, ils </w:t>
+      </w:r>
+      <w:r>
+        <w:t xml:space="preserve">peuvent décider </w:t>
+      </w:r>
+      <w:r>
+        <w:t>que</w:t>
+      </w:r>
+      <w:r>
+        <w:t xml:space="preserve"> 24 heures dans </w:t>
+      </w:r>
+      <w:r>
+        <w:t>la vie réelle</w:t>
+      </w:r>
+      <w:r>
+        <w:t xml:space="preserve"> sont </w:t>
+      </w:r>
+      <w:r>
+        <w:t>égales</w:t>
+      </w:r>
+      <w:r>
+        <w:t xml:space="preserve"> à 24 heures dans </w:t>
+      </w:r>
+      <w:r>
+        <w:t xml:space="preserve">le jeu. Si les joueurs sont débutants, ils pourront décider que 24h dans le jeu correspond à une minute. </w:t>
       </w:r>
     </w:p>
     <w:p/>
     <w:p>
       <w:r>
+        <w:t>La décision centrale repose sur le fait qu’un</w:t>
+      </w:r>
+      <w:r>
+        <w:t xml:space="preserve"> joueur doit en permanence tester des interactions qui lui paraissent plausibles en </w:t>
+      </w:r>
+      <w:r>
+        <w:t>communiquant</w:t>
+      </w:r>
+      <w:r>
+        <w:t xml:space="preserve"> avec les autres joueurs</w:t>
+      </w:r>
+      <w:r>
+        <w:t xml:space="preserve"> de sa partie.</w:t>
+      </w:r>
+    </w:p>
+    <w:p/>
+    <w:p>
+      <w:r>
+        <w:t xml:space="preserve">Les décisions sont difficiles à prendre, car l’expérience de la partie des autres joueurs seront nécessaire pour entreprendre des interactions réussies. Ces mêmes expériences </w:t>
+      </w:r>
+      <w:r>
+        <w:t>obligeront donc les joueurs</w:t>
+      </w:r>
+      <w:r>
+        <w:t xml:space="preserve"> à communiquer</w:t>
+      </w:r>
+      <w:r>
+        <w:t xml:space="preserve"> clairement via l’outil en jeu du carnet de recherches (onglet hypothèses/notes) ou via d’autre outils de communication hors du jeu comme discord. </w:t>
+      </w:r>
+    </w:p>
+    <w:p>
+      <w:r>
+        <w:t>Les joueurs devront toujours avoir un œil sur le carnet de recherches, notamment sur son historique. En effet le but et de savoir quelles interactions ont déjà été effectuées par les autres joueurs pour savoir si certaines ont échouées ne pas les reproduire.</w:t>
+      </w:r>
+    </w:p>
+    <w:p>
+      <w:pPr>
+        <w:rPr>
+          <w:b/>
+          <w:bCs/>
+        </w:rPr>
+      </w:pPr>
+      <w:r>
+        <w:rPr>
+          <w:b/>
+          <w:bCs/>
+        </w:rPr>
+        <w:t xml:space="preserve"> </w:t>
+      </w:r>
+    </w:p>
+    <w:p>
+      <w:pPr>
+        <w:rPr>
+          <w:b/>
+          <w:bCs/>
+        </w:rPr>
+      </w:pPr>
+      <w:r>
+        <w:rPr>
+          <w:b/>
+          <w:bCs/>
+        </w:rPr>
+        <w:t>6 – ECON</w:t>
+      </w:r>
+      <w:r>
+        <w:rPr>
+          <w:b/>
+          <w:bCs/>
+        </w:rPr>
+        <w:t>O</w:t>
+      </w:r>
+      <w:r>
+        <w:rPr>
+          <w:b/>
+          <w:bCs/>
+        </w:rPr>
+        <w:t>MIE ET EQUILIBRAGE</w:t>
+      </w:r>
+    </w:p>
+    <w:p/>
+    <w:p>
+      <w:r>
         <w:t>Il y a assez peu de rapport au chiffre dans notre genre de jeu et dans ce jeu en général. Mais on pourra tout de même noter quelques valeurs :</w:t>
       </w:r>
     </w:p>
     <w:p>
       <w:r>
-        <w:t>-le pourcentage de complétion du joueur : il commence à 0% et est considéré comme complété à 100%</w:t>
-      </w:r>
-    </w:p>
-    <w:p>
-      <w:r>
-        <w:t xml:space="preserve">-l’historique </w:t>
-      </w:r>
-      <w:proofErr w:type="gramStart"/>
-      <w:r>
-        <w:t>des interaction</w:t>
-      </w:r>
-      <w:proofErr w:type="gramEnd"/>
-      <w:r>
-        <w:t> : les joueurs pourront filtrés l’historique d’interaction et ainsi déterminer la nature mais également le nombre d’interaction réussies ou échouée</w:t>
-      </w:r>
-    </w:p>
+        <w:t>-</w:t>
+      </w:r>
+      <w:r>
+        <w:t xml:space="preserve"> </w:t>
+      </w:r>
+      <w:r>
+        <w:rPr>
+          <w:b/>
+          <w:bCs/>
+        </w:rPr>
+        <w:t xml:space="preserve">l’unité </w:t>
+      </w:r>
+      <w:r>
+        <w:rPr>
+          <w:b/>
+          <w:bCs/>
+        </w:rPr>
+        <w:t>d’écoulement</w:t>
+      </w:r>
+      <w:r>
+        <w:rPr>
+          <w:b/>
+          <w:bCs/>
+        </w:rPr>
+        <w:t xml:space="preserve"> du temps</w:t>
+      </w:r>
+      <w:r>
+        <w:rPr>
+          <w:b/>
+          <w:bCs/>
+        </w:rPr>
+        <w:t> </w:t>
+      </w:r>
+      <w:r>
+        <w:t>: p</w:t>
+      </w:r>
+      <w:r>
+        <w:t>ermet d’avoir accès à l’équivalence et au défilement du temps en jeu en fonction du temps dans la vie réelle.</w:t>
+      </w:r>
+    </w:p>
+    <w:p>
+      <w:r>
+        <w:t>-</w:t>
+      </w:r>
+      <w:r>
+        <w:t xml:space="preserve"> </w:t>
+      </w:r>
+      <w:r>
+        <w:rPr>
+          <w:b/>
+          <w:bCs/>
+        </w:rPr>
+        <w:t>le pourcentage de complétion</w:t>
+      </w:r>
+      <w:r>
+        <w:rPr>
+          <w:b/>
+          <w:bCs/>
+        </w:rPr>
+        <w:t xml:space="preserve"> (du carnet de recherches)</w:t>
+      </w:r>
+      <w:r>
+        <w:rPr>
+          <w:b/>
+          <w:bCs/>
+        </w:rPr>
+        <w:t xml:space="preserve"> </w:t>
+      </w:r>
+      <w:r>
+        <w:t>: il commence à 0% et est considéré comme complété à 100%</w:t>
+      </w:r>
+    </w:p>
+    <w:p>
+      <w:r>
+        <w:t>-</w:t>
+      </w:r>
+      <w:r>
+        <w:t xml:space="preserve"> </w:t>
+      </w:r>
+      <w:r>
+        <w:rPr>
+          <w:b/>
+          <w:bCs/>
+        </w:rPr>
+        <w:t>l’historique des interaction</w:t>
+      </w:r>
+      <w:r>
+        <w:rPr>
+          <w:b/>
+          <w:bCs/>
+        </w:rPr>
+        <w:t>s</w:t>
+      </w:r>
+      <w:r>
+        <w:t xml:space="preserve"> : les joueurs pourront </w:t>
+      </w:r>
+      <w:r>
+        <w:t>filtrer</w:t>
+      </w:r>
+      <w:r>
+        <w:t xml:space="preserve"> l’historique d’interaction et ainsi déterminer la nature mais également le nombre d’interaction</w:t>
+      </w:r>
+      <w:r>
+        <w:t>s</w:t>
+      </w:r>
+      <w:r>
+        <w:t xml:space="preserve"> réussies ou échouée</w:t>
+      </w:r>
+      <w:r>
+        <w:t>.</w:t>
+      </w:r>
+    </w:p>
+    <w:p/>
     <w:p/>
     <w:p>
       <w:pPr>
